--- a/reports/report_2026-08-12.docx
+++ b/reports/report_2026-08-12.docx
@@ -54,7 +54,7 @@
         <w:t>候选文章扫描：</w:t>
       </w:r>
       <w:r>
-        <w:t>5 篇</w:t>
+        <w:t>82 篇</w:t>
       </w:r>
     </w:p>
     <w:p>
@@ -65,7 +65,7 @@
         <w:t>收录：</w:t>
       </w:r>
       <w:r>
-        <w:t>1 篇</w:t>
+        <w:t>11 篇</w:t>
       </w:r>
     </w:p>
     <w:p/>
@@ -74,7 +74,7 @@
         <w:pStyle w:val="Heading1"/>
       </w:pPr>
       <w:r>
-        <w:t>1. 测试标题</w:t>
+        <w:t>1. Kordon-demokratija ne može se pobediti kibicovanjem sa strane</w:t>
       </w:r>
     </w:p>
     <w:p>
@@ -85,7 +85,7 @@
         <w:t>来源：</w:t>
       </w:r>
       <w:r>
-        <w:t>Test</w:t>
+        <w:t>Radar</w:t>
       </w:r>
     </w:p>
     <w:p>
@@ -107,7 +107,7 @@
         <w:t>相关方：</w:t>
       </w:r>
       <w:r>
-        <w:t>SSP</w:t>
+        <w:t>议会反对派、Studenti u blokadi、学生名单</w:t>
       </w:r>
     </w:p>
     <w:p>
@@ -122,7 +122,7 @@
           <w:color w:val="0563C1"/>
           <w:u w:val="single"/>
         </w:rPr>
-        <w:t>https://example.com</w:t>
+        <w:t>https://radar.nova.rs/politika/permanentna-kampanja-izbori-nisu-raspisani</w:t>
       </w:r>
     </w:p>
     <w:p>
@@ -133,7 +133,7 @@
         <w:t>筛选说明：</w:t>
       </w:r>
       <w:r>
-        <w:t>测试</w:t>
+        <w:t>文章涉及议会反对派及学生运动组织「Studenti u blokadi」的当前街头行动、选举策略与政治路线图，并包含其对政权过渡与民主化进程的具体主张。</w:t>
       </w:r>
     </w:p>
     <w:p/>
@@ -147,7 +147,902 @@
     </w:p>
     <w:p>
       <w:r>
-        <w:t>这是一段中文摘要，用于验证 Word 排版。</w:t>
+        <w:t>2026年8月12日报道指出，尽管塞尔维亚选举程序尚未正式启动，执政党SNS与总统武契奇已展开激进的预选攻势，承诺提高工资与养老金、降低药价，并宣布向养老金领取者发放2万至3.5万第纳尔、向成年公民发放6000第纳尔的一次性补贴。批评者与反对党警告，此举系以国家及股民基金资金进行经典买票，旨在正式投票前安抚选民、消解不满。</w:t>
+      </w:r>
+    </w:p>
+    <w:p>
+      <w:r>
+        <w:t>与此同时，议会反对派虽尝试在基层与公民建立直接接触，但动静相对低调。文章指出，当前街头真正的动能来自非正式团体「Studenti u blokadi」（封锁中的学生）。该团体发起的反腐败与争取制度问责的大规模示威，已成为自2000年10月5日以来塞尔维亚最大规模、最持久的公民反抗运动。</w:t>
+      </w:r>
+    </w:p>
+    <w:p>
+      <w:r>
+        <w:t>文章揭示了一个「反对派恐惧」的政治悖论：议会反对派似乎对学生的激进性与独立性感到畏惧，未能有效借力这股自发的街头能量。学生名单拒绝传统领袖式运作，强调通过地方集会与直接民主决策。其目标并非立即夺取绝对权力，而是先实现社会「正常化」：即把即将到来的选举视为过渡步骤，在武契奇政权倒台后成立过渡技术政府，用一至两年时间拆除媒体封锁、解放被俘获的机构并清理选民名单，再举行首次真正自由且民主的选举。</w:t>
+      </w:r>
+    </w:p>
+    <w:p>
+      <w:r>
+        <w:t>文章引述相关立场称，在深度媒体与制度不对称的环境下，冷漠与抵制只会帮助执政党；唯有选民大规模参与投票，才能抵御买票机制与官僚竞选机器，投票在此刻不仅是选择政党，更是「自卫行为」与启动实质性民主化进程的唯一合法途径。</w:t>
+      </w:r>
+    </w:p>
+    <w:p>
+      <w:r>
+        <w:t>————————————————————————————————————————</w:t>
+      </w:r>
+    </w:p>
+    <w:p>
+      <w:pPr>
+        <w:pStyle w:val="Heading1"/>
+      </w:pPr>
+      <w:r>
+        <w:t>2. Biljana Đorđević (ZLF): SNS nema dobrog kandidata za predsednika Srbije</w:t>
+      </w:r>
+    </w:p>
+    <w:p>
+      <w:r>
+        <w:rPr>
+          <w:b/>
+        </w:rPr>
+        <w:t>来源：</w:t>
+      </w:r>
+      <w:r>
+        <w:t>Danas</w:t>
+      </w:r>
+    </w:p>
+    <w:p>
+      <w:r>
+        <w:rPr>
+          <w:b/>
+        </w:rPr>
+        <w:t>发布日：</w:t>
+      </w:r>
+      <w:r>
+        <w:t>2026-08-12</w:t>
+      </w:r>
+    </w:p>
+    <w:p>
+      <w:r>
+        <w:rPr>
+          <w:b/>
+        </w:rPr>
+        <w:t>相关方：</w:t>
+      </w:r>
+      <w:r>
+        <w:t>Biljana Đorđević、ZLF、Radomir Lazović、studentski pokret</w:t>
+      </w:r>
+    </w:p>
+    <w:p>
+      <w:r>
+        <w:rPr>
+          <w:b/>
+        </w:rPr>
+        <w:t>原文：</w:t>
+      </w:r>
+      <w:r>
+        <w:rPr>
+          <w:color w:val="0563C1"/>
+          <w:u w:val="single"/>
+        </w:rPr>
+        <w:t>https://www.danas.rs/vesti/politika/biljana-djordjevic-zlf-sns-nema-dobrog-kandidata-za-predsednika-srbije</w:t>
+      </w:r>
+    </w:p>
+    <w:p>
+      <w:r>
+        <w:rPr>
+          <w:b/>
+        </w:rPr>
+        <w:t>筛选说明：</w:t>
+      </w:r>
+      <w:r>
+        <w:t>涉及在野党ZLF领袖就选举策略发表具体声明并参与地方抗议</w:t>
+      </w:r>
+    </w:p>
+    <w:p/>
+    <w:p>
+      <w:r>
+        <w:rPr>
+          <w:b/>
+        </w:rPr>
+        <w:t>摘要</w:t>
+      </w:r>
+    </w:p>
+    <w:p>
+      <w:r>
+        <w:t>8月12日，塞尔维亚在野党绿左阵线（ZLF）代表比尔亚娜·乔尔杰维奇（Biljana Đorđević）在接受贝塔通讯社（Beta）采访时批评执政党塞尔维亚进步党（SNS）没有合适的总统候选人，并阐述了ZLF的选举立场。她指出，SNS方面希望先在议会选举中取得更好成绩，再以此更有利的地位投入总统选举，但依据宪法期限，顺序应当相反——应先举行总统选举，再举行议会选举。乔尔杰维奇表示，ZLF已正式宣布将在未来议会选举中支持由学生运动提名的选举名单，且不会参与反对派内部关于选举的任何潜在协议。她称："我们希望所有决定参选的人都能理性行事，参选名单尽可能少。"同时，她呼吁各反对派行动者就合作达成协议，尤其是在选举日对投票过程进行监督与控制方面。此外，乔尔杰维奇还与ZLF籍共和国议员拉多米尔·拉佐维奇（Radomir Lazović）一同前往查查克（Čačak），出席了由Mrčajevicma小学学生家长组织的抗议活动，该抗议针对该校一名七年级学生在学年结束时遭受暴力事件。</w:t>
+      </w:r>
+    </w:p>
+    <w:p>
+      <w:r>
+        <w:t>————————————————————————————————————————</w:t>
+      </w:r>
+    </w:p>
+    <w:p>
+      <w:pPr>
+        <w:pStyle w:val="Heading1"/>
+      </w:pPr>
+      <w:r>
+        <w:t>3. Biljana Đorđević: SNS nema dobrog kandidata za predsednika Srbije</w:t>
+      </w:r>
+    </w:p>
+    <w:p>
+      <w:r>
+        <w:rPr>
+          <w:b/>
+        </w:rPr>
+        <w:t>来源：</w:t>
+      </w:r>
+      <w:r>
+        <w:t>N1 Info</w:t>
+      </w:r>
+    </w:p>
+    <w:p>
+      <w:r>
+        <w:rPr>
+          <w:b/>
+        </w:rPr>
+        <w:t>发布日：</w:t>
+      </w:r>
+      <w:r>
+        <w:t>2026-08-12</w:t>
+      </w:r>
+    </w:p>
+    <w:p>
+      <w:r>
+        <w:rPr>
+          <w:b/>
+        </w:rPr>
+        <w:t>相关方：</w:t>
+      </w:r>
+      <w:r>
+        <w:t>Biljana Đorđević、Zeleno-levi front (ZLF)、Radomir Lazović、studentski pokret</w:t>
+      </w:r>
+    </w:p>
+    <w:p>
+      <w:r>
+        <w:rPr>
+          <w:b/>
+        </w:rPr>
+        <w:t>原文：</w:t>
+      </w:r>
+      <w:r>
+        <w:rPr>
+          <w:color w:val="0563C1"/>
+          <w:u w:val="single"/>
+        </w:rPr>
+        <w:t>https://n1info.rs/vesti/biljana-djordjevic-sns-nema-dobrog-kandidata-za-predsednika-srbije</w:t>
+      </w:r>
+    </w:p>
+    <w:p>
+      <w:r>
+        <w:rPr>
+          <w:b/>
+        </w:rPr>
+        <w:t>筛选说明：</w:t>
+      </w:r>
+      <w:r>
+        <w:t>符合收录标准：在野党ZLF议员于监测日就选举顺序批评执政党，并宣布支持学生运动名单及参与地方抗议，属在野阵营实质政治动作。</w:t>
+      </w:r>
+    </w:p>
+    <w:p/>
+    <w:p>
+      <w:r>
+        <w:rPr>
+          <w:b/>
+        </w:rPr>
+        <w:t>摘要</w:t>
+      </w:r>
+    </w:p>
+    <w:p>
+      <w:r>
+        <w:t>2026年8月12日，塞尔维亚绿左阵线（ZLF）共和国议员比尔贾娜·乔尔杰维奇（Biljana Đorđević）接受Beta通讯社采访，就选举局势发表声明。她指出，根据宪法期限，塞尔维亚应先举行总统选举、再举行议会选举，但“所有人都清楚，塞尔维亚进步党（SNS）没有好的候选人”，这正是执政党希望先进行议会选举的原因；她分析称，SNS指望在议会选举中取得更好成绩，以便从更有利的地位再投入总统选举，“但看宪法期限应该是反过来的——先总统选举，后议会选举”。乔尔杰维奇同时宣布，ZLF已决定在未来议会选举中支持由学生运动提出的选举名单，且不参与反对派阵营内部关于选举安排的可能协议；她呼吁所有反对派行动者在选举中就合作达成共识，“希望所有决定参选的人理性行事，名单尽可能少”，并强调合作重点应放在选举日对投票过程的监督与控制上。此外，乔尔杰维奇与同党议员拉多米尔·拉佐维奇（Radomir Lazović）一同出席了在查查克（Čačak）举行的抗议活动，该抗议由Mrčajevicma小学的学生家长组织，起因是一名七年级学生在校内遭受暴力事件。</w:t>
+      </w:r>
+    </w:p>
+    <w:p>
+      <w:r>
+        <w:t>————————————————————————————————————————</w:t>
+      </w:r>
+    </w:p>
+    <w:p>
+      <w:pPr>
+        <w:pStyle w:val="Heading1"/>
+      </w:pPr>
+      <w:r>
+        <w:t>4. Roditelji učenika osnovne škole u Mrčajevcima protestovali u Čačku zbog nasilja u školi</w:t>
+      </w:r>
+    </w:p>
+    <w:p>
+      <w:r>
+        <w:rPr>
+          <w:b/>
+        </w:rPr>
+        <w:t>来源：</w:t>
+      </w:r>
+      <w:r>
+        <w:t>Danas</w:t>
+      </w:r>
+    </w:p>
+    <w:p>
+      <w:r>
+        <w:rPr>
+          <w:b/>
+        </w:rPr>
+        <w:t>发布日：</w:t>
+      </w:r>
+      <w:r>
+        <w:t>2026-08-11</w:t>
+      </w:r>
+    </w:p>
+    <w:p>
+      <w:r>
+        <w:rPr>
+          <w:b/>
+        </w:rPr>
+        <w:t>相关方：</w:t>
+      </w:r>
+      <w:r>
+        <w:t>Zeleno-levi front、Radomir Lazović、Biljana Đorđević</w:t>
+      </w:r>
+    </w:p>
+    <w:p>
+      <w:r>
+        <w:rPr>
+          <w:b/>
+        </w:rPr>
+        <w:t>原文：</w:t>
+      </w:r>
+      <w:r>
+        <w:rPr>
+          <w:color w:val="0563C1"/>
+          <w:u w:val="single"/>
+        </w:rPr>
+        <w:t>https://www.danas.rs/vesti/drustvo/roditelji-ucenika-osnovne-skole-u-mrcajevcima-protestovali-u-cacku-zbog-nasilja-u-skoli</w:t>
+      </w:r>
+    </w:p>
+    <w:p>
+      <w:r>
+        <w:rPr>
+          <w:b/>
+        </w:rPr>
+        <w:t>筛选说明：</w:t>
+      </w:r>
+      <w:r>
+        <w:t>绿左阵线国会议员出席抗议并公开发声，属于在野阵营针对公共议题的具体政治行动</w:t>
+      </w:r>
+    </w:p>
+    <w:p/>
+    <w:p>
+      <w:r>
+        <w:rPr>
+          <w:b/>
+        </w:rPr>
+        <w:t>摘要</w:t>
+      </w:r>
+    </w:p>
+    <w:p>
+      <w:r>
+        <w:t>2026年8月11日，塞尔维亚Mrčajevci小学的学生家长与市民在Čačak体育馆前广场举行抗议，就该校一名七年级男生遭受校园暴力事件征集请愿签名，要求主管部门追究责任并确保施暴学生转离该校。家长代表Veljko Vukomanović向Beta通讯社表示，事件发生于学年结束之际，不能就此被「掩盖」；据称三名学生涉案，分别实施暴力、协助及用手机拍摄，而相关视频已在班主任要求下被删除。</w:t>
+      </w:r>
+    </w:p>
+    <w:p>
+      <w:r>
+        <w:t>抗议活动获得在野阵营「绿左阵线」（Zeleno-levi front）的明确支持。该党国会议员Radomir Lazović与Biljana Đorđević亲临现场，二人此前已在国民议会提及此案。Đorđević向Beta表示，从家长处获得的所有信息都指向案件被掩盖，且公开谈论此事、要求机构出面保护受害学生的人士正遭受压力。她指出，Čačak高等检察院将案件「重新定性」，等于承认最初定性不当，但至今仍未见切实行动保护受害者或向社区传递「此类行为不会被容忍」的信号。绿左阵线表示支持家长，要求对校园暴力作出适当回应。</w:t>
+      </w:r>
+    </w:p>
+    <w:p>
+      <w:r>
+        <w:t>除家长外，受害男孩的父母（未接受媒体采访）以及Čačak多位公民活动人士和地方反对党代表也参加了抗议。根据Čačak高等检察院的通报，案件在6月中旬最初被定性为「不雅行为与露阴癖」，至7月底才被修正为「未成年人遭受一定性骚扰」。家长们宣布，下一轮抗议将于9月1日在新学期开学首日于Mrčajevci小学前举行，届时将要求校长明确说明学校将采取何种安全措施以防止类似事件重演。</w:t>
+      </w:r>
+    </w:p>
+    <w:p>
+      <w:r>
+        <w:t>————————————————————————————————————————</w:t>
+      </w:r>
+    </w:p>
+    <w:p>
+      <w:pPr>
+        <w:pStyle w:val="Heading1"/>
+      </w:pPr>
+      <w:r>
+        <w:t>5. Lazović (ZLF): Vlast u Srbiji je pokušala da sakrije posetu Zelenskog</w:t>
+      </w:r>
+    </w:p>
+    <w:p>
+      <w:r>
+        <w:rPr>
+          <w:b/>
+        </w:rPr>
+        <w:t>来源：</w:t>
+      </w:r>
+      <w:r>
+        <w:t>Danas</w:t>
+      </w:r>
+    </w:p>
+    <w:p>
+      <w:r>
+        <w:rPr>
+          <w:b/>
+        </w:rPr>
+        <w:t>发布日：</w:t>
+      </w:r>
+      <w:r>
+        <w:t>2026-08-12</w:t>
+      </w:r>
+    </w:p>
+    <w:p>
+      <w:r>
+        <w:rPr>
+          <w:b/>
+        </w:rPr>
+        <w:t>相关方：</w:t>
+      </w:r>
+      <w:r>
+        <w:t>Lazović、ZLF、Biljana Đorđević</w:t>
+      </w:r>
+    </w:p>
+    <w:p>
+      <w:r>
+        <w:rPr>
+          <w:b/>
+        </w:rPr>
+        <w:t>原文：</w:t>
+      </w:r>
+      <w:r>
+        <w:rPr>
+          <w:color w:val="0563C1"/>
+          <w:u w:val="single"/>
+        </w:rPr>
+        <w:t>https://www.danas.rs/vesti/politika/lazovic-zlf-vlast-u-srbiji-je-pokusala-da-sakrije-posetu-zelenskog</w:t>
+      </w:r>
+    </w:p>
+    <w:p>
+      <w:r>
+        <w:rPr>
+          <w:b/>
+        </w:rPr>
+        <w:t>筛选说明：</w:t>
+      </w:r>
+      <w:r>
+        <w:t>绿左阵线（ZLF）代表人物拉佐维奇就泽连斯基访塞公开批评武契奇政府，并参与查查克地方抗议，属于在野阵营的具体政治行动与声明。</w:t>
+      </w:r>
+    </w:p>
+    <w:p/>
+    <w:p>
+      <w:r>
+        <w:rPr>
+          <w:b/>
+        </w:rPr>
+        <w:t>摘要</w:t>
+      </w:r>
+    </w:p>
+    <w:p>
+      <w:r>
+        <w:t>2026年8月12日，塞尔维亚绿左阵线（ZLF）代表人物拉佐维奇（Lazović）就乌克兰总统泽连斯基访塞一事向Beta通讯社发表声明，猛烈抨击武契奇政府。拉佐维奇称，官方对泽连斯基的接待"看起来不像（武契奇）对乌克兰总统的支持，而更像是一笔出于利害关系的交易，武契奇出于各种原因不得不参与"，并指"当局试图隐瞒这次访问"。他强调："毫无疑问，在这场战争中乌克兰站在历史正确的一边，应该发出和平信息，而武契奇再次错过了。他有天赋错过所有做正确和有益事情的时机。"同日，拉佐维奇还与绿左阵线共和国议员比尔jana·乔尔杰维奇（Biljana Đorđević）共同现身查查克（Čačak），参加当地学生家长组织的抗议活动。该抗议针对Mrčajevici小学一名七年级学生在学校年末遭受暴力事件，家长要求当局正视校园暴力问题。拉佐维奇一行通过参与地方维权行动，显示在野阵营对基层社会议题的介入。</w:t>
+      </w:r>
+    </w:p>
+    <w:p>
+      <w:r>
+        <w:t>————————————————————————————————————————</w:t>
+      </w:r>
+    </w:p>
+    <w:p>
+      <w:pPr>
+        <w:pStyle w:val="Heading1"/>
+      </w:pPr>
+      <w:r>
+        <w:t>6. Ćaci fakultet u „srpskoj saksiji“</w:t>
+      </w:r>
+    </w:p>
+    <w:p>
+      <w:r>
+        <w:rPr>
+          <w:b/>
+        </w:rPr>
+        <w:t>来源：</w:t>
+      </w:r>
+      <w:r>
+        <w:t>Radar</w:t>
+      </w:r>
+    </w:p>
+    <w:p>
+      <w:r>
+        <w:rPr>
+          <w:b/>
+        </w:rPr>
+        <w:t>发布日：</w:t>
+      </w:r>
+      <w:r>
+        <w:t>2026-08-11</w:t>
+      </w:r>
+    </w:p>
+    <w:p>
+      <w:r>
+        <w:rPr>
+          <w:b/>
+        </w:rPr>
+        <w:t>相关方：</w:t>
+      </w:r>
+      <w:r>
+        <w:t>尼什哲学院教职工、学生</w:t>
+      </w:r>
+    </w:p>
+    <w:p>
+      <w:r>
+        <w:rPr>
+          <w:b/>
+        </w:rPr>
+        <w:t>原文：</w:t>
+      </w:r>
+      <w:r>
+        <w:rPr>
+          <w:color w:val="0563C1"/>
+          <w:u w:val="single"/>
+        </w:rPr>
+        <w:t>https://radar.nova.rs/drustvo/filozofski-fakultet-nis-kaznjavanje</w:t>
+      </w:r>
+    </w:p>
+    <w:p>
+      <w:r>
+        <w:rPr>
+          <w:b/>
+        </w:rPr>
+        <w:t>筛选说明：</w:t>
+      </w:r>
+      <w:r>
+        <w:t>反对派议员发文揭露政府报复尼什哲学院并发出政权更迭警告，属于在野阵营对执政方的公开政治行动</w:t>
+      </w:r>
+    </w:p>
+    <w:p/>
+    <w:p>
+      <w:r>
+        <w:rPr>
+          <w:b/>
+        </w:rPr>
+        <w:t>摘要</w:t>
+      </w:r>
+    </w:p>
+    <w:p>
+      <w:r>
+        <w:t>这是一篇发布于2026年8月11日的评论文章，由塞尔维亚反对派议员撰写，揭露武契奇政府对尼什哲学院（FFuN）的持续政治报复。事件源于2025年11月政府非法决定从该学院剥离历史、塞尔维亚语言文学及俄罗斯语言文学三系，另立所谓“塞尔维亚研究学院”（FSS）。尼什哲学院教职工向行政法院起诉，法院于2026年6月中旬以临时措施暂停政府决定，裁定三系仍归哲学院。然而政府在8月本科录取结束后公布的公费名额中，刻意排除这三系新生；当哲学院自行免除学生学费后，政府又拒绝拨付该学院下半年预算，导致全体教职工8月无法领薪，并同时取消三系硕博研究生的公费名额。文章引用文化部长塞拉科维奇、文化部国务秘书安蒂奇及FSS临时委员会主席拉扎雷维奇以“保护身份学科”自辩的言论，指出其实质是惩罚哲学院声援学生封锁与反抗“政权恐怖”。作者还揭露三人之间的教亲裙带关系，将事件定性为SNS政权“高谈塞尔维亚主义、底下尽是裙带私利”的缩影。文章呼吁受害者坚持法律途径，并警告衰败中的政权“最晚一年内”必将更迭；作者透露自己每次在议会就此议题发言时，均以修辞问题作结：“你们知道韦利博尔·约尼奇是谁吗？”——借二战傀儡政府教育部长最终被清算的历史，警告参与拆分学院者终将面对历史追责。</w:t>
+      </w:r>
+    </w:p>
+    <w:p>
+      <w:r>
+        <w:t>————————————————————————————————————————</w:t>
+      </w:r>
+    </w:p>
+    <w:p>
+      <w:pPr>
+        <w:pStyle w:val="Heading1"/>
+      </w:pPr>
+      <w:r>
+        <w:t>7. Nemački grad u plamenu; "Ovo je najveći požar koji smo imali"</w:t>
+      </w:r>
+    </w:p>
+    <w:p>
+      <w:r>
+        <w:rPr>
+          <w:b/>
+        </w:rPr>
+        <w:t>来源：</w:t>
+      </w:r>
+      <w:r>
+        <w:t>B92</w:t>
+      </w:r>
+    </w:p>
+    <w:p>
+      <w:r>
+        <w:rPr>
+          <w:b/>
+        </w:rPr>
+        <w:t>发布日：</w:t>
+      </w:r>
+      <w:r>
+        <w:t>2026-08-12</w:t>
+      </w:r>
+    </w:p>
+    <w:p>
+      <w:r>
+        <w:rPr>
+          <w:b/>
+        </w:rPr>
+        <w:t>相关方：</w:t>
+      </w:r>
+      <w:r>
+        <w:t>Borko Stefanović、SSP</w:t>
+      </w:r>
+    </w:p>
+    <w:p>
+      <w:r>
+        <w:rPr>
+          <w:b/>
+        </w:rPr>
+        <w:t>原文：</w:t>
+      </w:r>
+      <w:r>
+        <w:rPr>
+          <w:color w:val="0563C1"/>
+          <w:u w:val="single"/>
+        </w:rPr>
+        <w:t>https://www.b92.net/info/svet/258238/nemacki-grad-u-plamenu/vest</w:t>
+      </w:r>
+    </w:p>
+    <w:p>
+      <w:r>
+        <w:rPr>
+          <w:b/>
+        </w:rPr>
+        <w:t>筛选说明：</w:t>
+      </w:r>
+      <w:r>
+        <w:t>正文包含SSP副主席Borko Stefanović在电视节目中抨击总统Vučić并扬言推翻他的具体政治动作，属于在野阵营对执政方的公开冲突。</w:t>
+      </w:r>
+    </w:p>
+    <w:p/>
+    <w:p>
+      <w:r>
+        <w:rPr>
+          <w:b/>
+        </w:rPr>
+        <w:t>摘要</w:t>
+      </w:r>
+    </w:p>
+    <w:p>
+      <w:r>
+        <w:t>2026年8月12日，塞尔维亚B92新闻网报道，塞尔维亚自由与正义党（SSP）副主席博尔科·斯特凡诺维奇（Borko Stefanović）近日做客电视节目《Bez pardona》，在节目中对执政的塞尔维亚前进党（SNS）核心、总统亚历山大·武契奇（Aleksandar Vučić）发动了长篇激烈抨击。据报，斯特凡诺维奇不仅尖锐批评武契奇，更在节目中扬言夸口称要将武契奇“拉下台”（sruši）。然而，报道标题指出，在他一番高调表态之后，却紧接着遭遇了“冷水浇头”（hladan tuš）——暗示其在节目中可能遭到反驳、事实核查或陷入自相矛盾的尴尬局面。SSP是目前塞尔维亚议会中最主要的反执政阵营政党之一，斯特凡诺维奇作为该党副主席，此次在黄金档政治评论节目中的强硬表态，代表了在野阵营对武契奇政府持续施压的最新动作。报道以视频形式呈现了这一交锋片段，显示出反执政阵营正利用媒体平台直接向执政核心发起挑战，但与此同时也在节目中遭遇了即时反制。这一事件符合监测日内塞尔维亚反对派活跃人士针对执政同盟的公开政治冲突动态。</w:t>
+      </w:r>
+    </w:p>
+    <w:p>
+      <w:r>
+        <w:t>————————————————————————————————————————</w:t>
+      </w:r>
+    </w:p>
+    <w:p>
+      <w:pPr>
+        <w:pStyle w:val="Heading1"/>
+      </w:pPr>
+      <w:r>
+        <w:t>8. Tramp opet zapretio Iranu: "Bićete razneseni"</w:t>
+      </w:r>
+    </w:p>
+    <w:p>
+      <w:r>
+        <w:rPr>
+          <w:b/>
+        </w:rPr>
+        <w:t>来源：</w:t>
+      </w:r>
+      <w:r>
+        <w:t>B92</w:t>
+      </w:r>
+    </w:p>
+    <w:p>
+      <w:r>
+        <w:rPr>
+          <w:b/>
+        </w:rPr>
+        <w:t>发布日：</w:t>
+      </w:r>
+      <w:r>
+        <w:t>2026-08-12</w:t>
+      </w:r>
+    </w:p>
+    <w:p>
+      <w:r>
+        <w:rPr>
+          <w:b/>
+        </w:rPr>
+        <w:t>相关方：</w:t>
+      </w:r>
+      <w:r>
+        <w:t>Borko Stefanović、SSP</w:t>
+      </w:r>
+    </w:p>
+    <w:p>
+      <w:r>
+        <w:rPr>
+          <w:b/>
+        </w:rPr>
+        <w:t>原文：</w:t>
+      </w:r>
+      <w:r>
+        <w:rPr>
+          <w:color w:val="0563C1"/>
+          <w:u w:val="single"/>
+        </w:rPr>
+        <w:t>https://www.b92.net/info/svet/258255/tramp-opet-zapretio-iranu-bicete-razneseni/vest</w:t>
+      </w:r>
+    </w:p>
+    <w:p>
+      <w:r>
+        <w:rPr>
+          <w:b/>
+        </w:rPr>
+        <w:t>筛选说明：</w:t>
+      </w:r>
+      <w:r>
+        <w:t>页面政治板块包含SSP副主席Borko Stefanović在电视节目中抨击执政者Vučić并声称将推翻他的具体事件，符合在野阵营动态监测标准。</w:t>
+      </w:r>
+    </w:p>
+    <w:p/>
+    <w:p>
+      <w:r>
+        <w:rPr>
+          <w:b/>
+        </w:rPr>
+        <w:t>摘要</w:t>
+      </w:r>
+    </w:p>
+    <w:p>
+      <w:r>
+        <w:t>据B92网站2026年8月12日报道，塞尔维亚自由正义党（SSP）副主席博尔克·斯特凡诺维奇（Borko Stefanović）当天做客电视节目《毫不留情》（Bez pardona）时，对执政的塞尔维亚前进党（SNS）核心人物、总统亚历山大·武契奇（Aleksandar Vučić）发动了猛烈言辞攻击。斯特凡诺维奇在节目中发表了长篇大论，不仅抨击武契奇，更放言自己将推翻他，报道标题称其「吹嘘自己将如何打倒他」（hvalio se kako će da ga sruši）。然而报道指出，在其激烈表态之后，紧接着便遭遇了「冷水」（hladan tuš），暗示其言论随即遭到反驳或现实层面的挫败，报道同时发布了相关视频。斯特凡诺维奇作为SSP的副党魁，此次动作属于塞尔维亚反对阵营对执政同盟的最新一次高调出击。自由正义党是塞尔维亚议会内主要反对党之一，由德拉甘·吉拉斯（Dragan Đilas）领导，长期与以SNS和武契奇为核心的执政联盟处于对立状态。此次电视露面结合了强硬表态与随后的受挫，反映出在野阵营在媒体战线上与执政方持续角力的态势。</w:t>
+      </w:r>
+    </w:p>
+    <w:p>
+      <w:r>
+        <w:t>————————————————————————————————————————</w:t>
+      </w:r>
+    </w:p>
+    <w:p>
+      <w:pPr>
+        <w:pStyle w:val="Heading1"/>
+      </w:pPr>
+      <w:r>
+        <w:t>9. Glas studenata Vrbas poziva na protest: Nismo vam oprostili 12. avgust</w:t>
+      </w:r>
+    </w:p>
+    <w:p>
+      <w:r>
+        <w:rPr>
+          <w:b/>
+        </w:rPr>
+        <w:t>来源：</w:t>
+      </w:r>
+      <w:r>
+        <w:t>Vreme</w:t>
+      </w:r>
+    </w:p>
+    <w:p>
+      <w:r>
+        <w:rPr>
+          <w:b/>
+        </w:rPr>
+        <w:t>发布日：</w:t>
+      </w:r>
+      <w:r>
+        <w:t>2026-08-11</w:t>
+      </w:r>
+    </w:p>
+    <w:p>
+      <w:r>
+        <w:rPr>
+          <w:b/>
+        </w:rPr>
+        <w:t>相关方：</w:t>
+      </w:r>
+      <w:r>
+        <w:t>Glas studenata Vrbas、Zborovi Vrbasa</w:t>
+      </w:r>
+    </w:p>
+    <w:p>
+      <w:r>
+        <w:rPr>
+          <w:b/>
+        </w:rPr>
+        <w:t>原文：</w:t>
+      </w:r>
+      <w:r>
+        <w:rPr>
+          <w:color w:val="0563C1"/>
+          <w:u w:val="single"/>
+        </w:rPr>
+        <w:t>https://vreme.com/vesti/studenti-vrbas-protest-sns-nasilje</w:t>
+      </w:r>
+    </w:p>
+    <w:p>
+      <w:r>
+        <w:rPr>
+          <w:b/>
+        </w:rPr>
+        <w:t>筛选说明：</w:t>
+      </w:r>
+      <w:r>
+        <w:t>弗尔巴斯反执政学生组织预告8月12日举行纪念抗议，要求追责SNS支持者一年前的暴力袭击，属于在野阵营具体政治行动。</w:t>
+      </w:r>
+    </w:p>
+    <w:p/>
+    <w:p>
+      <w:r>
+        <w:rPr>
+          <w:b/>
+        </w:rPr>
+        <w:t>摘要</w:t>
+      </w:r>
+    </w:p>
+    <w:p>
+      <w:r>
+        <w:t>2026年8月11日报道，弗尔巴斯学生组织「Glas studenata Vrbas」与市民组织「Zborovi Vrbasa」宣布，将于8月12日（周三）20时在该市广场举行抗议集会，纪念一年前当地抗议活动中发生的暴力冲突。组织者称，2025年8月12日，弗尔巴斯的公民和学生在抗议中遭到塞尔维亚进步党（SNS）支持者与成员近两个小时的攻击，对方使用烟火、石块、瓶子等物品施暴。自去年以来，当地市民每月集会纪念，此次一周年集会尤为关键。学生组织发表声明：「同一地点，同一时间，一年后。我们不会原谅你们8月12日。弗尔巴斯。」Zborovi Vrbasa亦指出，当局至今未对这一被视为该市近代史上最严重事件之一作出适当反应，并警告：「我们也不会忘记2025年8月12日，不会忘记所犯下的罪行，并告诉你们，那个事件以及『卡特尔』的其他罪行将被追责的时刻将会到来。」组织者将现执政联盟称为「Kartel」（卡特尔），明确表达对执政方的不满与追责诉求。</w:t>
+      </w:r>
+    </w:p>
+    <w:p>
+      <w:r>
+        <w:t>————————————————————————————————————————</w:t>
+      </w:r>
+    </w:p>
+    <w:p>
+      <w:pPr>
+        <w:pStyle w:val="Heading1"/>
+      </w:pPr>
+      <w:r>
+        <w:t>10. Borko napadao Vučića, hvalio se kako će da ga sruši – a onda je usledio hladan tuš VIDEO</w:t>
+      </w:r>
+    </w:p>
+    <w:p>
+      <w:r>
+        <w:rPr>
+          <w:b/>
+        </w:rPr>
+        <w:t>来源：</w:t>
+      </w:r>
+      <w:r>
+        <w:t>B92</w:t>
+      </w:r>
+    </w:p>
+    <w:p>
+      <w:r>
+        <w:rPr>
+          <w:b/>
+        </w:rPr>
+        <w:t>发布日：</w:t>
+      </w:r>
+      <w:r>
+        <w:t>2026-08-12</w:t>
+      </w:r>
+    </w:p>
+    <w:p>
+      <w:r>
+        <w:rPr>
+          <w:b/>
+        </w:rPr>
+        <w:t>相关方：</w:t>
+      </w:r>
+      <w:r>
+        <w:t>Borko Stefanović</w:t>
+      </w:r>
+    </w:p>
+    <w:p>
+      <w:r>
+        <w:rPr>
+          <w:b/>
+        </w:rPr>
+        <w:t>原文：</w:t>
+      </w:r>
+      <w:r>
+        <w:rPr>
+          <w:color w:val="0563C1"/>
+          <w:u w:val="single"/>
+        </w:rPr>
+        <w:t>https://www.b92.net/info/politika/258252/borko-napadao-vucica-hvalio-se-kako-ce-da-ga-srusi-a-onda-je-usledio-hladan-tus-video/vest</w:t>
+      </w:r>
+    </w:p>
+    <w:p>
+      <w:r>
+        <w:rPr>
+          <w:b/>
+        </w:rPr>
+        <w:t>筛选说明：</w:t>
+      </w:r>
+      <w:r>
+        <w:t>涉及反对派人物Borko Stefanović于监测日针对武契奇政权发表激烈抨击讲话，符合在野阵营动态监测标准</w:t>
+      </w:r>
+    </w:p>
+    <w:p/>
+    <w:p>
+      <w:r>
+        <w:rPr>
+          <w:b/>
+        </w:rPr>
+        <w:t>摘要</w:t>
+      </w:r>
+    </w:p>
+    <w:p>
+      <w:r>
+        <w:t>2026年8月12日，据B92报道，塞尔维亚反对派政治人物博尔克·斯特凡诺维奇（Borko Stefanović）发表了一场充满激烈指控与侮辱的讲话，矛头直指总统亚历山大·武契奇及其政权。斯特凡诺维奇声称，武契奇政权仇恨塞尔维亚人民与公民，并强调周边地区并无国家仇视塞尔维亚人民，仇视的是武契奇政权，因为它对邻国指手画脚、挥舞拳头，与周遭所有国家制造争端。他批评武契奇无法理解有些国家是依其公民意愿、公投、历史发展或客观环境而存在的事实，讽刺武契奇妄图从契普利亚（Čipuljić）来界定「谁算人民、谁不算人民」。斯特凡诺维奇更激烈指责武契奇再次「点燃」整个地区，「只为让自己留在那间烟雾弥漫、燃烧的厨房里，独自坐在桌边望着窗外讲童话故事」，吹嘘自己当年如何肩扛水泥、在看台上打架等往事。讲话最后，他强硬表示：「我们永远不会放弃，直到将武契奇政权像干李子一样甩掉。」报道标题同时暗示，尽管斯特凡诺维奇此前不断攻击武契奇并夸口要将其推翻，随后却遭遇「一盆冷水」，显示其政治行动或遭遇现实挫折，但正文未详述该转折的具体细节。</w:t>
+      </w:r>
+    </w:p>
+    <w:p>
+      <w:r>
+        <w:t>————————————————————————————————————————</w:t>
+      </w:r>
+    </w:p>
+    <w:p>
+      <w:pPr>
+        <w:pStyle w:val="Heading1"/>
+      </w:pPr>
+      <w:r>
+        <w:t>11. Vučković povodom povlačenja KFOR-a sa mosta na Ibru: Srbi smatraju da će se uvideti da to na terenu baš i ne funkcioniše (VIDEO)</w:t>
+      </w:r>
+    </w:p>
+    <w:p>
+      <w:r>
+        <w:rPr>
+          <w:b/>
+        </w:rPr>
+        <w:t>来源：</w:t>
+      </w:r>
+      <w:r>
+        <w:t>Insajder</w:t>
+      </w:r>
+    </w:p>
+    <w:p>
+      <w:r>
+        <w:rPr>
+          <w:b/>
+        </w:rPr>
+        <w:t>发布日：</w:t>
+      </w:r>
+      <w:r>
+        <w:t>2026-08-11</w:t>
+      </w:r>
+    </w:p>
+    <w:p>
+      <w:r>
+        <w:rPr>
+          <w:b/>
+        </w:rPr>
+        <w:t>相关方：</w:t>
+      </w:r>
+      <w:r>
+        <w:t>Vučković、GI Koreni</w:t>
+      </w:r>
+    </w:p>
+    <w:p>
+      <w:r>
+        <w:rPr>
+          <w:b/>
+        </w:rPr>
+        <w:t>原文：</w:t>
+      </w:r>
+      <w:r>
+        <w:rPr>
+          <w:color w:val="0563C1"/>
+          <w:u w:val="single"/>
+        </w:rPr>
+        <w:t>https://www.insajder.net/vesti/vuckovic-iz-leposavica-povodom-povlacenja-kfor-a-od-saopstenja-iz-beograda-nemamo-vajde-srbi-se-nadaju-odustajanju-od-odluke-video</w:t>
+      </w:r>
+    </w:p>
+    <w:p>
+      <w:r>
+        <w:rPr>
+          <w:b/>
+        </w:rPr>
+        <w:t>筛选说明：</w:t>
+      </w:r>
+      <w:r>
+        <w:t>涉及反执政阵营人物Vučković批评武契奇政府对科索沃塞族政策的具体声明</w:t>
+      </w:r>
+    </w:p>
+    <w:p/>
+    <w:p>
+      <w:r>
+        <w:rPr>
+          <w:b/>
+        </w:rPr>
+        <w:t>摘要</w:t>
+      </w:r>
+    </w:p>
+    <w:p>
+      <w:r>
+        <w:t>2026年8月11日，塞尔维亚非政府组织"Koreni"创始人Vučković在Leposavić就KFOR撤出Ibar河大桥一事发表声明，猛烈抨击以SNS为首的执政阵营对科索沃塞族的政策。他指出，科索沃塞族不信任科索沃警察，过去三年北部安全局势远不理想，KFOR不应将控制权移交；他还以Visoki Dečani修道院多次靠KFOR（意大利、克罗地亚士兵）保护免遭破坏为例，强调撤军后实地根本无法运作。</w:t>
+      </w:r>
+    </w:p>
+    <w:p>
+      <w:r>
+        <w:t>针对总统武契奇提出的改道Ibar河计划，Vučković批评若这就是保护科索沃塞族的唯一屏障，那"实在令人沮丧"。他讽刺道："如果说到搬迁，我们真的受够了。本届政府的唯一成功就是把所有机构、把人民都从这里搬走了。"他还指出，这一"荒谬"想法反被普里什蒂纳利用，其媒体连日炒作以转移科索沃本土机构瘫痪逾两年的政治危机。</w:t>
+      </w:r>
+    </w:p>
+    <w:p>
+      <w:r>
+        <w:t>Vučković特别抨击贝尔格莱德官方反应"非常冷淡"，称当地塞族已习惯科索沃事务办公室和"政权代表"于事无补的声明。他激烈批评执政同盟旗下的Srpska lista长期沉默，"只是坐着写些声明"；并指地方议会执政近一年却"没有搬动一块石头"，未落实任何关键事务。谈及Gazivode附近塞族建筑面临系统性驱逐时，他哀叹过去Ibarski Kolašin居民尚能团结发声，如今却在贝尔格莱德与普里什蒂纳的双重压力下沦为"沉默的无名大众"。</w:t>
       </w:r>
     </w:p>
     <w:sectPr>

--- a/reports/report_2026-08-12.docx
+++ b/reports/report_2026-08-12.docx
@@ -54,7 +54,7 @@
         <w:t>候选文章扫描：</w:t>
       </w:r>
       <w:r>
-        <w:t>82 篇</w:t>
+        <w:t>81 篇</w:t>
       </w:r>
     </w:p>
     <w:p>
@@ -65,7 +65,7 @@
         <w:t>收录：</w:t>
       </w:r>
       <w:r>
-        <w:t>11 篇</w:t>
+        <w:t>10 篇</w:t>
       </w:r>
     </w:p>
     <w:p/>
@@ -107,7 +107,7 @@
         <w:t>相关方：</w:t>
       </w:r>
       <w:r>
-        <w:t>议会反对派、Studenti u blokadi、学生名单</w:t>
+        <w:t>议会反对派、学生封锁、学生名单</w:t>
       </w:r>
     </w:p>
     <w:p>
@@ -133,7 +133,7 @@
         <w:t>筛选说明：</w:t>
       </w:r>
       <w:r>
-        <w:t>文章涉及议会反对派及学生运动组织「Studenti u blokadi」的当前街头行动、选举策略与政治路线图，并包含其对政权过渡与民主化进程的具体主张。</w:t>
+        <w:t>报道涉及议会反对派与'学生封锁'对执政党委选策略的回应及街头抗议动态，符合在野阵营监测标准。</w:t>
       </w:r>
     </w:p>
     <w:p/>
@@ -147,22 +147,7 @@
     </w:p>
     <w:p>
       <w:r>
-        <w:t>2026年8月12日报道指出，尽管塞尔维亚选举程序尚未正式启动，执政党SNS与总统武契奇已展开激进的预选攻势，承诺提高工资与养老金、降低药价，并宣布向养老金领取者发放2万至3.5万第纳尔、向成年公民发放6000第纳尔的一次性补贴。批评者与反对党警告，此举系以国家及股民基金资金进行经典买票，旨在正式投票前安抚选民、消解不满。</w:t>
-      </w:r>
-    </w:p>
-    <w:p>
-      <w:r>
-        <w:t>与此同时，议会反对派虽尝试在基层与公民建立直接接触，但动静相对低调。文章指出，当前街头真正的动能来自非正式团体「Studenti u blokadi」（封锁中的学生）。该团体发起的反腐败与争取制度问责的大规模示威，已成为自2000年10月5日以来塞尔维亚最大规模、最持久的公民反抗运动。</w:t>
-      </w:r>
-    </w:p>
-    <w:p>
-      <w:r>
-        <w:t>文章揭示了一个「反对派恐惧」的政治悖论：议会反对派似乎对学生的激进性与独立性感到畏惧，未能有效借力这股自发的街头能量。学生名单拒绝传统领袖式运作，强调通过地方集会与直接民主决策。其目标并非立即夺取绝对权力，而是先实现社会「正常化」：即把即将到来的选举视为过渡步骤，在武契奇政权倒台后成立过渡技术政府，用一至两年时间拆除媒体封锁、解放被俘获的机构并清理选民名单，再举行首次真正自由且民主的选举。</w:t>
-      </w:r>
-    </w:p>
-    <w:p>
-      <w:r>
-        <w:t>文章引述相关立场称，在深度媒体与制度不对称的环境下，冷漠与抵制只会帮助执政党；唯有选民大规模参与投票，才能抵御买票机制与官僚竞选机器，投票在此刻不仅是选择政党，更是「自卫行为」与启动实质性民主化进程的唯一合法途径。</w:t>
+        <w:t>2026年8月12日，Radar发文分析塞尔维亚选前局势。尽管选举尚未正式启动，执政党SNS与总统武契奇已展开激进预选，承诺涨薪、提高养老金、降低药价并发放一次性现金补助（养老金者2万至3.5万第纳尔，成年股东6000第纳尔）。政府将此称为"关心的标志"与"经济成功的果实"。批评者与反对党则警告，这是"用国家资金和股东基金购买选票的经典尝试"，意在正式投票前安抚选民。文章指出，议会反对派正低调地在地方接触民众，但街头真正的动力来自非正式团体"学生封锁"；其发起的反腐败与争取制度问责抗议，已成为"自2000年10月5日以来最大规模、最持久的公民反抗"。文章称议会政党表现出"反对派的恐惧"，因学生的激进性与独立性而退缩，无法与拒绝经典领导、依靠地方集会和直接民主运作的学生结构有效沟通。"学生名单"目标不是立即夺权，而是先实现社会正常化，把即将到来的选举视为过渡；他们主张倒台后建立一至两年的过渡技术政府，拆除媒体封锁、解放机构并清理选民名单，再举行真正自由的选举。文章最后强调，"冷漠和抵制只会帮助执政党"，公民大规模投票"不仅是选择某个政治选项，更是自卫行为，是启动社会实质性民主化进程的唯一合法途径"。</w:t>
       </w:r>
     </w:p>
     <w:p>
@@ -175,7 +160,189 @@
         <w:pStyle w:val="Heading1"/>
       </w:pPr>
       <w:r>
-        <w:t>2. Biljana Đorđević (ZLF): SNS nema dobrog kandidata za predsednika Srbije</w:t>
+        <w:t>2. Ćaci fakultet u „srpskoj saksiji“</w:t>
+      </w:r>
+    </w:p>
+    <w:p>
+      <w:r>
+        <w:rPr>
+          <w:b/>
+        </w:rPr>
+        <w:t>来源：</w:t>
+      </w:r>
+      <w:r>
+        <w:t>Radar</w:t>
+      </w:r>
+    </w:p>
+    <w:p>
+      <w:r>
+        <w:rPr>
+          <w:b/>
+        </w:rPr>
+        <w:t>发布日：</w:t>
+      </w:r>
+      <w:r>
+        <w:t>2026-08-11</w:t>
+      </w:r>
+    </w:p>
+    <w:p>
+      <w:r>
+        <w:rPr>
+          <w:b/>
+        </w:rPr>
+        <w:t>相关方：</w:t>
+      </w:r>
+      <w:r>
+        <w:t>反对派议员、尼什哲学院、学生</w:t>
+      </w:r>
+    </w:p>
+    <w:p>
+      <w:r>
+        <w:rPr>
+          <w:b/>
+        </w:rPr>
+        <w:t>原文：</w:t>
+      </w:r>
+      <w:r>
+        <w:rPr>
+          <w:color w:val="0563C1"/>
+          <w:u w:val="single"/>
+        </w:rPr>
+        <w:t>https://radar.nova.rs/drustvo/filozofski-fakultet-nis-kaznjavanje</w:t>
+      </w:r>
+    </w:p>
+    <w:p>
+      <w:r>
+        <w:rPr>
+          <w:b/>
+        </w:rPr>
+        <w:t>筛选说明：</w:t>
+      </w:r>
+      <w:r>
+        <w:t>文章为反对派议员针对执政联盟打压尼什哲学院发表的议会声明与媒体评论，包含在野阵营对政府近期教育报复措施的公开对抗。</w:t>
+      </w:r>
+    </w:p>
+    <w:p/>
+    <w:p>
+      <w:r>
+        <w:rPr>
+          <w:b/>
+        </w:rPr>
+        <w:t>摘要</w:t>
+      </w:r>
+    </w:p>
+    <w:p>
+      <w:r>
+        <w:t>2026年8月11日，Radar刊文披露塞尔维亚前进党（SNS）政府对尼什哲学院实施新一轮报复。自2025年11月政府非法决定成立所谓"塞尔维亚研究院"（FSS）、强夺哲学院历史、塞尔维亚语言文学及俄罗斯语言文学三个系以来，该校持续成为打压目标。2026年6月中旬，行政法院应哲学院教职申诉发布临时禁令，暂停有关FSS的决定，明令上述院系及教学项目仍归哲学院。然而，在2026年入学考试结束后，政府于8月公布的公费生招生配额中，唯独将这三个系的新生预算名额全部剔除；随后更进一步扣留哲学院下半年预算拨款，导致全体员工恐无法领取8月工资，硕士与博士公费名额亦被排除。</w:t>
+      </w:r>
+    </w:p>
+    <w:p>
+      <w:r>
+        <w:t>文章由一名反对派议员撰写，其透露自己在国民议会就此议题的所有发言，都会以一句质问收尾："你们知道Velibor Jonić是谁吗？" 作者指出，文化部长Nikola Selaković、国务秘书Dejan Antić及FSS临时委员会主席Milan Lazarević以"保护身份学科"为旗号推动FSS，声称"反对塞尔维亚研究就是反对塞尔维亚"，但实际动机是裙带关系与政治报复——哲学院因声援学生封锁抗议、抵抗"政权恐怖"而遭清算。文章警告，政权最迟将在一年内倒台，届时这一"欺诈性"院校将被关闭，所有参与者都必须为摧毁塞尔维亚高等教育负责。</w:t>
+      </w:r>
+    </w:p>
+    <w:p>
+      <w:r>
+        <w:t>————————————————————————————————————————</w:t>
+      </w:r>
+    </w:p>
+    <w:p>
+      <w:pPr>
+        <w:pStyle w:val="Heading1"/>
+      </w:pPr>
+      <w:r>
+        <w:t>3. Vujo Ilić za „Vreme“: Birači su polarizovani i neće se predomisliti</w:t>
+      </w:r>
+    </w:p>
+    <w:p>
+      <w:r>
+        <w:rPr>
+          <w:b/>
+        </w:rPr>
+        <w:t>来源：</w:t>
+      </w:r>
+      <w:r>
+        <w:t>Vreme</w:t>
+      </w:r>
+    </w:p>
+    <w:p>
+      <w:r>
+        <w:rPr>
+          <w:b/>
+        </w:rPr>
+        <w:t>发布日：</w:t>
+      </w:r>
+      <w:r>
+        <w:t>2026-08-12</w:t>
+      </w:r>
+    </w:p>
+    <w:p>
+      <w:r>
+        <w:rPr>
+          <w:b/>
+        </w:rPr>
+        <w:t>相关方：</w:t>
+      </w:r>
+      <w:r>
+        <w:t>学生运动、学生名单、Vujo Ilić、Crta、反对党</w:t>
+      </w:r>
+    </w:p>
+    <w:p>
+      <w:r>
+        <w:rPr>
+          <w:b/>
+        </w:rPr>
+        <w:t>原文：</w:t>
+      </w:r>
+      <w:r>
+        <w:rPr>
+          <w:color w:val="0563C1"/>
+          <w:u w:val="single"/>
+        </w:rPr>
+        <w:t>https://vreme.com/vesti/vujo-ilic-za-vreme-biraci-su-polarizovani-i-nece-se-predomisliti</w:t>
+      </w:r>
+    </w:p>
+    <w:p>
+      <w:r>
+        <w:rPr>
+          <w:b/>
+        </w:rPr>
+        <w:t>筛选说明：</w:t>
+      </w:r>
+      <w:r>
+        <w:t>采访核心分析反执政的「学生运动」与「学生名单」选前动员、民调表现及与执政方的舆论对抗，属于在野阵营硬政治动态。</w:t>
+      </w:r>
+    </w:p>
+    <w:p/>
+    <w:p>
+      <w:r>
+        <w:rPr>
+          <w:b/>
+        </w:rPr>
+        <w:t>摘要</w:t>
+      </w:r>
+    </w:p>
+    <w:p>
+      <w:r>
+        <w:t>2026年8月12日，塞尔维亚《Vreme》周刊发布对政治学家武约·伊利奇（Vujo Ilić）的深度采访，研判当前选前格局。伊利奇指出，尽管正式选举日期尚未确定，但执政党（SNS）与学生运动事实上已进入竞选状态，双方在民调数据与叙事框架上激烈交锋。他判断，塞尔维亚社会已近乎完全两极分化为「政权阵营」与「反政权阵营」，选民结构高度固化，最后一刻倒戈者寥寥；当前博弈焦点在于执政方能否稳住基本盘，以及学生名单能动员多少未决定选民与既往弃权者。</w:t>
+      </w:r>
+    </w:p>
+    <w:p>
+      <w:r>
+        <w:t>伊利奇分析称，执政党并未真正流失大量传统支持，而是学生运动成功整合了反政权公民、原反对党选民及长期政治冷漠群体。他指出，「学生名单」的支持率异常坚韧，且越来越多的支持者将此视为对整个学生运动的信任投票，而非依附于名单上的具体人选；因此，亲政府媒体的攻击与「网络风暴」难以动摇其核心盘。他所在的公民监督组织「Crta」近期民调显示学生名单对当局拥有显著领先优势，该组织遂成为政权媒体集中攻击的目标。伊利奇同时揭露，当局正通过发布「合意的」民调向己方选民灌输「SNS与武契奇终将获胜」的预期。他预警，随着选举临近，不同民调机构间的数字鸿沟可能像匈牙利选前那样持续扩大，亲政府机构系统性低估反对派、高估执政党的情形或将重演。</w:t>
+      </w:r>
+    </w:p>
+    <w:p>
+      <w:r>
+        <w:t>————————————————————————————————————————</w:t>
+      </w:r>
+    </w:p>
+    <w:p>
+      <w:pPr>
+        <w:pStyle w:val="Heading1"/>
+      </w:pPr>
+      <w:r>
+        <w:t>4. Studenti u blokadi objavili plan protesta za petak u Valjevu</w:t>
       </w:r>
     </w:p>
     <w:p>
@@ -208,7 +375,7 @@
         <w:t>相关方：</w:t>
       </w:r>
       <w:r>
-        <w:t>Biljana Đorđević、ZLF、Radomir Lazović、studentski pokret</w:t>
+        <w:t>学生封锁组织</w:t>
       </w:r>
     </w:p>
     <w:p>
@@ -223,7 +390,7 @@
           <w:color w:val="0563C1"/>
           <w:u w:val="single"/>
         </w:rPr>
-        <w:t>https://www.danas.rs/vesti/politika/biljana-djordjevic-zlf-sns-nema-dobrog-kandidata-za-predsednika-srbije</w:t>
+        <w:t>https://www.danas.rs/vesti/drustvo/studenti-u-blokadi-objavili-plan-protesta-za-petak-u-valjevu</w:t>
       </w:r>
     </w:p>
     <w:p>
@@ -234,7 +401,7 @@
         <w:t>筛选说明：</w:t>
       </w:r>
       <w:r>
-        <w:t>涉及在野党ZLF领袖就选举策略发表具体声明并参与地方抗议</w:t>
+        <w:t>该文报道了反执政阵营中学生封锁组织宣布周五在瓦列沃举行抗议并呼吁市民声援的具体行动计划，符合在野/反执政阵营动态监测标准。</w:t>
       </w:r>
     </w:p>
     <w:p/>
@@ -248,7 +415,7 @@
     </w:p>
     <w:p>
       <w:r>
-        <w:t>8月12日，塞尔维亚在野党绿左阵线（ZLF）代表比尔亚娜·乔尔杰维奇（Biljana Đorđević）在接受贝塔通讯社（Beta）采访时批评执政党塞尔维亚进步党（SNS）没有合适的总统候选人，并阐述了ZLF的选举立场。她指出，SNS方面希望先在议会选举中取得更好成绩，再以此更有利的地位投入总统选举，但依据宪法期限，顺序应当相反——应先举行总统选举，再举行议会选举。乔尔杰维奇表示，ZLF已正式宣布将在未来议会选举中支持由学生运动提名的选举名单，且不会参与反对派内部关于选举的任何潜在协议。她称："我们希望所有决定参选的人都能理性行事，参选名单尽可能少。"同时，她呼吁各反对派行动者就合作达成协议，尤其是在选举日对投票过程进行监督与控制方面。此外，乔尔杰维奇还与ZLF籍共和国议员拉多米尔·拉佐维奇（Radomir Lazović）一同前往查查克（Čačak），出席了由Mrčajevicma小学学生家长组织的抗议活动，该抗议针对该校一名七年级学生在学年结束时遭受暴力事件。</w:t>
+        <w:t>据塞尔维亚《Danas》日报2026年8月12日晚间报道，持续进行高等教育机构封锁的学生运动借“国际青年日”之机，正式对外宣布了最新抗议布局：计划于本周五在瓦列沃（Valjevo）市举行抗议活动，并向全国公民发出公开呼吁，寻求更广泛的社会支持。学生在声明中指出，他们期待民众以具体行动提供帮助，包括主动报名担任抗议现场的监督员（kontrolori），以保障活动秩序与安全；前往瓦列沃或各地据点，与当地学生及集会（zboru）汇合；以及在日常生活和社交网络中与身边人展开对话，传播运动诉求、争取更多同情者。选择在国际青年日发布这一消息，学生阵营意在强化青年权益与政治参与的叙事，将校园封锁与街头抗议提升到代际正义的高度。瓦列沃作为塞尔维亚西部重要城市，被定为新一轮集会地点，标志着这场始于首都的学生抗议运动正持续向地方纵深发展。自运动爆发以来，学生群体虽不以传统政党形式组织，但已成为塞尔维亚反执政阵营中最活跃的社会力量之一，其诉求直指以塞尔维亚前进党（SNS）及总统武契奇为核心的执政同盟在法治及校园安全问题上的失职。此次声明释放了不会短期内退场、并将继续通过动员向现政权施压的明确信号，显示街头政治仍是当前挑战执政方的主导场域之一。</w:t>
       </w:r>
     </w:p>
     <w:p>
@@ -261,7 +428,179 @@
         <w:pStyle w:val="Heading1"/>
       </w:pPr>
       <w:r>
-        <w:t>3. Biljana Đorđević: SNS nema dobrog kandidata za predsednika Srbije</w:t>
+        <w:t>5. Novi Radar: Da li Srbija nastavlja da budzašto prodaje zemljište Beogradu na vodi</w:t>
+      </w:r>
+    </w:p>
+    <w:p>
+      <w:r>
+        <w:rPr>
+          <w:b/>
+        </w:rPr>
+        <w:t>来源：</w:t>
+      </w:r>
+      <w:r>
+        <w:t>Radar</w:t>
+      </w:r>
+    </w:p>
+    <w:p>
+      <w:r>
+        <w:rPr>
+          <w:b/>
+        </w:rPr>
+        <w:t>发布日：</w:t>
+      </w:r>
+      <w:r>
+        <w:t>2026-08-12</w:t>
+      </w:r>
+    </w:p>
+    <w:p>
+      <w:r>
+        <w:rPr>
+          <w:b/>
+        </w:rPr>
+        <w:t>相关方：</w:t>
+      </w:r>
+      <w:r>
+        <w:t>Jana Aćimović Planojević、Tamara Aćimović、Luka Aćimović、Vera Aćimović</w:t>
+      </w:r>
+    </w:p>
+    <w:p>
+      <w:r>
+        <w:rPr>
+          <w:b/>
+        </w:rPr>
+        <w:t>原文：</w:t>
+      </w:r>
+      <w:r>
+        <w:rPr>
+          <w:color w:val="0563C1"/>
+          <w:u w:val="single"/>
+        </w:rPr>
+        <w:t>https://radar.nova.rs/drustvo/novi-radar-zelenski-sajam-gazivode</w:t>
+      </w:r>
+    </w:p>
+    <w:p>
+      <w:r>
+        <w:rPr>
+          <w:b/>
+        </w:rPr>
+        <w:t>筛选说明：</w:t>
+      </w:r>
+      <w:r>
+        <w:t>文章包含反执政社会运动（学生市民抗议）参与者Aćimović律师家庭在监测日发布的最新告白，控诉执政党媒体Informer及地方台对其进行系统性抹黑与人身攻击，涉及抗议后续迫害及与政权公开冲突。</w:t>
+      </w:r>
+    </w:p>
+    <w:p/>
+    <w:p>
+      <w:r>
+        <w:rPr>
+          <w:b/>
+        </w:rPr>
+        <w:t>摘要</w:t>
+      </w:r>
+    </w:p>
+    <w:p>
+      <w:r>
+        <w:t>2026年8月12日，调查媒体Radar于网络发布明日周刊的内容预告，其中重点收录了瓦列沃律师家庭Aćimović的告白与采访。律师Jana Aćimović Planojević披露，自一年前当地学生市民抗议期间其家人遭受警方暴力后，执政党控制的媒体Informer及其记者持续对该家庭发动抹黑攻势。攻击始于Informer节目《Paralela》，该节目捏造其全家「策划虚假报案」、「虚构死亡儿童」等情节；随后同一记者又在瓦列沃地方电视台V5主持节目《Pretres》，对其父母——同为律师的Luka与Vera Aćimović——以及导演姐姐Tamara Aćimović进行人身攻击，指控他们为「叛徒」、「领导袭击警察」、「毁坏国企Srbijanka」、「在监狱中跪地招揽客户」等。Jana Aćimović Planojević逐条反驳，强调纪录片《Presedan》中从未提及死亡儿童，其父亦未领导袭警，并谴责媒体称其「在监狱中跪地招揽客户」是「低于人类尊严」的诽谤。该采访揭示了反执政阵营人士在抗议一年后仍面临政权媒体的系统性迫害。同日预告还涉及贝尔格莱德展会土地被低价出售给「贝尔格莱德滨水区」、泽连斯基访塞、加齐沃迪湖塞族度假屋被拆及SNS通过Ekspa渗透文化活动等调查主题。</w:t>
+      </w:r>
+    </w:p>
+    <w:p>
+      <w:r>
+        <w:t>————————————————————————————————————————</w:t>
+      </w:r>
+    </w:p>
+    <w:p>
+      <w:pPr>
+        <w:pStyle w:val="Heading1"/>
+      </w:pPr>
+      <w:r>
+        <w:t>6. Udruženje Ekomorf: Prodaje se privatna Vila Višnja izgrađena na državnom zemljištu</w:t>
+      </w:r>
+    </w:p>
+    <w:p>
+      <w:r>
+        <w:rPr>
+          <w:b/>
+        </w:rPr>
+        <w:t>来源：</w:t>
+      </w:r>
+      <w:r>
+        <w:t>Vreme</w:t>
+      </w:r>
+    </w:p>
+    <w:p>
+      <w:r>
+        <w:rPr>
+          <w:b/>
+        </w:rPr>
+        <w:t>发布日：</w:t>
+      </w:r>
+      <w:r>
+        <w:t>2026-08-12</w:t>
+      </w:r>
+    </w:p>
+    <w:p>
+      <w:r>
+        <w:rPr>
+          <w:b/>
+        </w:rPr>
+        <w:t>相关方：</w:t>
+      </w:r>
+      <w:r>
+        <w:t>Zeleno levi front、Kreni Promeni、Ekomorf</w:t>
+      </w:r>
+    </w:p>
+    <w:p>
+      <w:r>
+        <w:rPr>
+          <w:b/>
+        </w:rPr>
+        <w:t>原文：</w:t>
+      </w:r>
+      <w:r>
+        <w:rPr>
+          <w:color w:val="0563C1"/>
+          <w:u w:val="single"/>
+        </w:rPr>
+        <w:t>https://vreme.com/drustvo/udruzenje-ekomorf-prodaje-se-privatna-vila-visnja-izgradjena-na-drzavnom-zemljistu</w:t>
+      </w:r>
+    </w:p>
+    <w:p>
+      <w:r>
+        <w:rPr>
+          <w:b/>
+        </w:rPr>
+        <w:t>筛选说明：</w:t>
+      </w:r>
+      <w:r>
+        <w:t>涉及反对派政党Zeleno levi front与反执政组织Kreni Promeni联合发起环保倡议，批评政府执法缺失。</w:t>
+      </w:r>
+    </w:p>
+    <w:p/>
+    <w:p>
+      <w:r>
+        <w:rPr>
+          <w:b/>
+        </w:rPr>
+        <w:t>摘要</w:t>
+      </w:r>
+    </w:p>
+    <w:p>
+      <w:r>
+        <w:t>2026年8月12日报道，环保组织Ekomorf联合在野政党Zeleno levi front（绿左翼阵线）与反执政公民组织Kreni Promeni发起倡议，要求制止贝尔格莱德Palilula市Milićevo brdo地区的持续环境破坏。该组织指出，过去两年半他们已就当地约50栋非法建筑提交约60份刑事报告，但政府建筑检查部门虽多次到场贴封条，却未采取实质执行措施，导致业主仅移除禁建胶带便继续施工，形同默许违法建设。报道特别提及一栋名为“Vila Višnja”的豪华别墅，建于国家土地上，过去近三年用于商业租赁（甚至在Airbnb挂牌），并于2026年7月中旬在斯洛文尼亚房产网站以约36万欧元出售。此外，Ekomorf一年前已向塞尔维亚自然保护机构申请将该区域列为保护区，至今未获回应。该街区居民还自费铺设道路并私设路障，进一步凸显当地法治真空与监管失职。</w:t>
+      </w:r>
+    </w:p>
+    <w:p>
+      <w:r>
+        <w:t>————————————————————————————————————————</w:t>
+      </w:r>
+    </w:p>
+    <w:p>
+      <w:pPr>
+        <w:pStyle w:val="Heading1"/>
+      </w:pPr>
+      <w:r>
+        <w:t>7. "Meni je obećano da ću da dobijem posao": Da li je izjava građanke iz Nove Varoši otkrila krivično delo?</w:t>
       </w:r>
     </w:p>
     <w:p>
@@ -294,7 +633,7 @@
         <w:t>相关方：</w:t>
       </w:r>
       <w:r>
-        <w:t>Biljana Đorđević、Zeleno-levi front (ZLF)、Radomir Lazović、studentski pokret</w:t>
+        <w:t>Pavle Dimitrijević、Lakić</w:t>
       </w:r>
     </w:p>
     <w:p>
@@ -309,7 +648,7 @@
           <w:color w:val="0563C1"/>
           <w:u w:val="single"/>
         </w:rPr>
-        <w:t>https://n1info.rs/vesti/biljana-djordjevic-sns-nema-dobrog-kandidata-za-predsednika-srbije</w:t>
+        <w:t>https://n1info.rs/vesti/obecan-posao-za-glasove-krivicno-delo-u-novoj-varosi</w:t>
       </w:r>
     </w:p>
     <w:p>
@@ -320,7 +659,7 @@
         <w:t>筛选说明：</w:t>
       </w:r>
       <w:r>
-        <w:t>符合收录标准：在野党ZLF议员于监测日就选举顺序批评执政党，并宣布支持学生运动名单及参与地方抗议，属在野阵营实质政治动作。</w:t>
+        <w:t>涉及反对派人士Pavle Dimitrijević及Lakić就疑似选举舞弊事件公开批评执政方与司法不作为</w:t>
       </w:r>
     </w:p>
     <w:p/>
@@ -334,7 +673,7 @@
     </w:p>
     <w:p>
       <w:r>
-        <w:t>2026年8月12日，塞尔维亚绿左阵线（ZLF）共和国议员比尔贾娜·乔尔杰维奇（Biljana Đorđević）接受Beta通讯社采访，就选举局势发表声明。她指出，根据宪法期限，塞尔维亚应先举行总统选举、再举行议会选举，但“所有人都清楚，塞尔维亚进步党（SNS）没有好的候选人”，这正是执政党希望先进行议会选举的原因；她分析称，SNS指望在议会选举中取得更好成绩，以便从更有利的地位再投入总统选举，“但看宪法期限应该是反过来的——先总统选举，后议会选举”。乔尔杰维奇同时宣布，ZLF已决定在未来议会选举中支持由学生运动提出的选举名单，且不参与反对派阵营内部关于选举安排的可能协议；她呼吁所有反对派行动者在选举中就合作达成共识，“希望所有决定参选的人理性行事，名单尽可能少”，并强调合作重点应放在选举日对投票过程的监督与控制上。此外，乔尔杰维奇与同党议员拉多米尔·拉佐维奇（Radomir Lazović）一同出席了在查查克（Čačak）举行的抗议活动，该抗议由Mrčajevicma小学的学生家长组织，起因是一名七年级学生在校内遭受暴力事件。</w:t>
+        <w:t>据N1 Info 8月12日报道，塞尔维亚新瓦罗什一名市民在总统亚历山大·武契奇出席的当地公开活动中当场质问，称2020年选举期间，地方政治人物Krsto Janjušević与Branko Bjelić曾向她承诺：只要她为执政阵营搜集到规定数量的选票，就能获得一份工作。该市民直接要求武契奇就此作出回应，将疑似以公职换取选票的选举舞弊行为暴露在公众视野。针对这一事件，反对派政治人物Pavle Dimitrijević发表声明，尖锐批评执政方对选举犯罪的态度。他指出，与这名普通市民不同，总统武契奇“肯定知道这已经触及刑事犯罪的范畴”，但武契奇对此事的处理方式与态度，恰恰解释了为何选举舞弊在塞尔维亚被“异常地正常化”到如此不恰当的程度，直指执政同盟长期被指控系统性以利益交换选票的弊病。另一名反对派相关人士Lakić进一步批评称，在“武契奇的塞尔维亚”几乎不能指望检察机关对此采取实际行动；他强调，不仅是在这起个案中，而是在所有具有政治背景的刑事案件中，警方都从未协助检察机关查清真相。这番言论强化了在野阵营对执政方操控司法、纵容选举犯罪的一贯指控，使该事件成为反对派抨击执政党选举舞弊与司法不作为的最新政治素材。</w:t>
       </w:r>
     </w:p>
     <w:p>
@@ -347,7 +686,7 @@
         <w:pStyle w:val="Heading1"/>
       </w:pPr>
       <w:r>
-        <w:t>4. Roditelji učenika osnovne škole u Mrčajevcima protestovali u Čačku zbog nasilja u školi</w:t>
+        <w:t>8. Student Vladimir iz Mionice optužen na lokalnoj televiziji da je dobio 900.000 evra za rušenje države</w:t>
       </w:r>
     </w:p>
     <w:p>
@@ -358,7 +697,7 @@
         <w:t>来源：</w:t>
       </w:r>
       <w:r>
-        <w:t>Danas</w:t>
+        <w:t>Nova.rs</w:t>
       </w:r>
     </w:p>
     <w:p>
@@ -380,7 +719,7 @@
         <w:t>相关方：</w:t>
       </w:r>
       <w:r>
-        <w:t>Zeleno-levi front、Radomir Lazović、Biljana Đorđević</w:t>
+        <w:t>Vladimir Đorđević、Miloš Parandilović、Novo lice Srbije、Ujedinjeni za Mionicu、profesorka Petrović、Novak Đoković、Filip Karađorđević</w:t>
       </w:r>
     </w:p>
     <w:p>
@@ -395,7 +734,7 @@
           <w:color w:val="0563C1"/>
           <w:u w:val="single"/>
         </w:rPr>
-        <w:t>https://www.danas.rs/vesti/drustvo/roditelji-ucenika-osnovne-skole-u-mrcajevcima-protestovali-u-cacku-zbog-nasilja-u-skoli</w:t>
+        <w:t>https://nova.rs/vesti/hronika/student-vladimir-iz-mionice-optuzen-na-lokalnoj-televiziji-da-je-dobio-900000-evra-za-rusenje-drzave</w:t>
       </w:r>
     </w:p>
     <w:p>
@@ -406,7 +745,7 @@
         <w:t>筛选说明：</w:t>
       </w:r>
       <w:r>
-        <w:t>绿左阵线国会议员出席抗议并公开发声，属于在野阵营针对公共议题的具体政治行动</w:t>
+        <w:t>主角为在野地方活动人士，详述其遭执政方关联媒体诽谤及本人政治反击与团结呼吁，属监测范畴内近期硬新闻。</w:t>
       </w:r>
     </w:p>
     <w:p/>
@@ -420,17 +759,7 @@
     </w:p>
     <w:p>
       <w:r>
-        <w:t>2026年8月11日，塞尔维亚Mrčajevci小学的学生家长与市民在Čačak体育馆前广场举行抗议，就该校一名七年级男生遭受校园暴力事件征集请愿签名，要求主管部门追究责任并确保施暴学生转离该校。家长代表Veljko Vukomanović向Beta通讯社表示，事件发生于学年结束之际，不能就此被「掩盖」；据称三名学生涉案，分别实施暴力、协助及用手机拍摄，而相关视频已在班主任要求下被删除。</w:t>
-      </w:r>
-    </w:p>
-    <w:p>
-      <w:r>
-        <w:t>抗议活动获得在野阵营「绿左阵线」（Zeleno-levi front）的明确支持。该党国会议员Radomir Lazović与Biljana Đorđević亲临现场，二人此前已在国民议会提及此案。Đorđević向Beta表示，从家长处获得的所有信息都指向案件被掩盖，且公开谈论此事、要求机构出面保护受害学生的人士正遭受压力。她指出，Čačak高等检察院将案件「重新定性」，等于承认最初定性不当，但至今仍未见切实行动保护受害者或向社区传递「此类行为不会被容忍」的信号。绿左阵线表示支持家长，要求对校园暴力作出适当回应。</w:t>
-      </w:r>
-    </w:p>
-    <w:p>
-      <w:r>
-        <w:t>除家长外，受害男孩的父母（未接受媒体采访）以及Čačak多位公民活动人士和地方反对党代表也参加了抗议。根据Čačak高等检察院的通报，案件在6月中旬最初被定性为「不雅行为与露阴癖」，至7月底才被修正为「未成年人遭受一定性骚扰」。家长们宣布，下一轮抗议将于9月1日在新学期开学首日于Mrčajevci小学前举行，届时将要求校长明确说明学校将采取何种安全措施以防止类似事件重演。</w:t>
+        <w:t>2026年8月11日，Nova.rs刊发对米奥尼察学生兼卫生工作者Vladimir Đorđević的专访。他控诉当地电视台及《Informer》等媒體近期对他发动系统性抹黑攻势，包括捏造他收取90万欧元（且只是“第一笔”）用于“颠覆国家和宪法秩序”，并诬称他破坏了自己曾工作且因表现优异获奖的卫生站。Đorđević表示，他唯一遭攻击的原因是他列名于地方反对派名单“Ujedinjeni za Mionicu”（联合为米奥尼察），且是政党“Novo lice Srbije”（塞尔维亚新面孔）的成员。他透露已委托律师Ivan Ninić采取法律行动，并以同在该名单上的Petrović教授成功获得法院禁令为例，称已积累大量诉讼材料，与《Informer》亦有多起未决纠纷。他进一步分析，地方媒体团队的任务就是抹黑所有在地方上认真从事政治并与当局对立的人；他引用关键原话指出，“宣布选举”（Raspiši izbore）是现政权最害怕的，从塞尔维亚总统武契奇的反应即可看出当局如何极力回避选举。他还驳斥了所谓他与Miloš Parandilović串通、将大学入学年份从四年前改为2025年以便维持“学生”身份的谣言，强调学生身份与政治组织成员身份并不互斥。访谈最后，他呼吁反对派放下分歧、共同应对，表示“我们的任务不是抱怨，而是团结起来……必须共同对抗这一体制”。</w:t>
       </w:r>
     </w:p>
     <w:p>
@@ -443,7 +772,7 @@
         <w:pStyle w:val="Heading1"/>
       </w:pPr>
       <w:r>
-        <w:t>5. Lazović (ZLF): Vlast u Srbiji je pokušala da sakrije posetu Zelenskog</w:t>
+        <w:t>9. Restrikcije vode u Gornjem Milanovcu: Šta kažu nadležni, a šta zameraju iz opozicije? (VIDEO)</w:t>
       </w:r>
     </w:p>
     <w:p>
@@ -454,7 +783,7 @@
         <w:t>来源：</w:t>
       </w:r>
       <w:r>
-        <w:t>Danas</w:t>
+        <w:t>Insajder</w:t>
       </w:r>
     </w:p>
     <w:p>
@@ -476,7 +805,7 @@
         <w:t>相关方：</w:t>
       </w:r>
       <w:r>
-        <w:t>Lazović、ZLF、Biljana Đorđević</w:t>
+        <w:t>Tatjana Milošević、Uzinat</w:t>
       </w:r>
     </w:p>
     <w:p>
@@ -491,7 +820,7 @@
           <w:color w:val="0563C1"/>
           <w:u w:val="single"/>
         </w:rPr>
-        <w:t>https://www.danas.rs/vesti/politika/lazovic-zlf-vlast-u-srbiji-je-pokusala-da-sakrije-posetu-zelenskog</w:t>
+        <w:t>https://www.insajder.net/vesti/restrikcije-vode-u-gornjem-milanovcu-sta-kazu-nadlezni-a-sta-zameraju-iz-opozicije</w:t>
       </w:r>
     </w:p>
     <w:p>
@@ -502,7 +831,7 @@
         <w:t>筛选说明：</w:t>
       </w:r>
       <w:r>
-        <w:t>绿左阵线（ZLF）代表人物拉佐维奇就泽连斯基访塞公开批评武契奇政府，并参与查查克地方抗议，属于在野阵营的具体政治行动与声明。</w:t>
+        <w:t>地方反对派议员团体Uzinat成员就市政供水限水政策公开批评执政方管理失职，符合在野阵营动态监测目标</w:t>
       </w:r>
     </w:p>
     <w:p/>
@@ -516,7 +845,7 @@
     </w:p>
     <w:p>
       <w:r>
-        <w:t>2026年8月12日，塞尔维亚绿左阵线（ZLF）代表人物拉佐维奇（Lazović）就乌克兰总统泽连斯基访塞一事向Beta通讯社发表声明，猛烈抨击武契奇政府。拉佐维奇称，官方对泽连斯基的接待"看起来不像（武契奇）对乌克兰总统的支持，而更像是一笔出于利害关系的交易，武契奇出于各种原因不得不参与"，并指"当局试图隐瞒这次访问"。他强调："毫无疑问，在这场战争中乌克兰站在历史正确的一边，应该发出和平信息，而武契奇再次错过了。他有天赋错过所有做正确和有益事情的时机。"同日，拉佐维奇还与绿左阵线共和国议员比尔jana·乔尔杰维奇（Biljana Đorđević）共同现身查查克（Čačak），参加当地学生家长组织的抗议活动。该抗议针对Mrčajevici小学一名七年级学生在学校年末遭受暴力事件，家长要求当局正视校园暴力问题。拉佐维奇一行通过参与地方维权行动，显示在野阵营对基层社会议题的介入。</w:t>
+        <w:t>2026年8月12日，塞尔维亚Insajder报道，上米拉诺瓦茨市自8月11日起正式实施用水限制，但当地反对派议员团体"Uzinat"的代表塔蒂亚娜·米洛舍维奇指出，部分城区和村庄早在数日前就已断水。据该市公共企业主任伊万·拉齐奇解释，限水是由于各方向来水减少及居民非理性用水，此前禁止浇灌、蓄水池和游泳池注水的措施未能奏效，加之塔科夫地区主管道破裂，预计用户最早明日才能恢复供水。然而，"Uzinat"议员米洛舍维奇强烈批评当局管理失职。她表示，官方称11日开始限水，但实际上周末前某些城区已连续三四天无水，例如弗尔恩查内村已整整两周断水，甚至有城区居民反映已36小时无水可用。她指责当局不遵守公布的停水时间表，"如果应该晚上六点停水，可能早上就停了"。米洛舍维奇将矛头指向水源管理失控，怀疑当地水源被非法用于农业灌溉。她提及两年前曾与公共企业"Rzav"前主任巴拉奇对话，对方承认每秒从Rzav抽取250升水。她强调："我认为这里完全是系统崩溃和失控，根本没人监管我们的水源。"她还引用挪威作对比，称在那里公民不可能未经授权接近取水设施。此外，她援引水文地质学家的意见，认为必须系统性解决问题。她指出该市供水管网漏损率高达约50%，"如果我们能把漏损至少降低20%，今天就不会有限水"。当地牙医博亚娜·多布里契奇也证实，限水已严重影响其诊所运营，不得不在8月10日和11日连续取消预约，并悲叹这种夏季断水已成为"新常态"。</w:t>
       </w:r>
     </w:p>
     <w:p>
@@ -529,7 +858,7 @@
         <w:pStyle w:val="Heading1"/>
       </w:pPr>
       <w:r>
-        <w:t>6. Ćaci fakultet u „srpskoj saksiji“</w:t>
+        <w:t>10. Studenti pozvali građane da im pomognu i prijave se da budu kontrolori</w:t>
       </w:r>
     </w:p>
     <w:p>
@@ -540,93 +869,7 @@
         <w:t>来源：</w:t>
       </w:r>
       <w:r>
-        <w:t>Radar</w:t>
-      </w:r>
-    </w:p>
-    <w:p>
-      <w:r>
-        <w:rPr>
-          <w:b/>
-        </w:rPr>
-        <w:t>发布日：</w:t>
-      </w:r>
-      <w:r>
-        <w:t>2026-08-11</w:t>
-      </w:r>
-    </w:p>
-    <w:p>
-      <w:r>
-        <w:rPr>
-          <w:b/>
-        </w:rPr>
-        <w:t>相关方：</w:t>
-      </w:r>
-      <w:r>
-        <w:t>尼什哲学院教职工、学生</w:t>
-      </w:r>
-    </w:p>
-    <w:p>
-      <w:r>
-        <w:rPr>
-          <w:b/>
-        </w:rPr>
-        <w:t>原文：</w:t>
-      </w:r>
-      <w:r>
-        <w:rPr>
-          <w:color w:val="0563C1"/>
-          <w:u w:val="single"/>
-        </w:rPr>
-        <w:t>https://radar.nova.rs/drustvo/filozofski-fakultet-nis-kaznjavanje</w:t>
-      </w:r>
-    </w:p>
-    <w:p>
-      <w:r>
-        <w:rPr>
-          <w:b/>
-        </w:rPr>
-        <w:t>筛选说明：</w:t>
-      </w:r>
-      <w:r>
-        <w:t>反对派议员发文揭露政府报复尼什哲学院并发出政权更迭警告，属于在野阵营对执政方的公开政治行动</w:t>
-      </w:r>
-    </w:p>
-    <w:p/>
-    <w:p>
-      <w:r>
-        <w:rPr>
-          <w:b/>
-        </w:rPr>
-        <w:t>摘要</w:t>
-      </w:r>
-    </w:p>
-    <w:p>
-      <w:r>
-        <w:t>这是一篇发布于2026年8月11日的评论文章，由塞尔维亚反对派议员撰写，揭露武契奇政府对尼什哲学院（FFuN）的持续政治报复。事件源于2025年11月政府非法决定从该学院剥离历史、塞尔维亚语言文学及俄罗斯语言文学三系，另立所谓“塞尔维亚研究学院”（FSS）。尼什哲学院教职工向行政法院起诉，法院于2026年6月中旬以临时措施暂停政府决定，裁定三系仍归哲学院。然而政府在8月本科录取结束后公布的公费名额中，刻意排除这三系新生；当哲学院自行免除学生学费后，政府又拒绝拨付该学院下半年预算，导致全体教职工8月无法领薪，并同时取消三系硕博研究生的公费名额。文章引用文化部长塞拉科维奇、文化部国务秘书安蒂奇及FSS临时委员会主席拉扎雷维奇以“保护身份学科”自辩的言论，指出其实质是惩罚哲学院声援学生封锁与反抗“政权恐怖”。作者还揭露三人之间的教亲裙带关系，将事件定性为SNS政权“高谈塞尔维亚主义、底下尽是裙带私利”的缩影。文章呼吁受害者坚持法律途径，并警告衰败中的政权“最晚一年内”必将更迭；作者透露自己每次在议会就此议题发言时，均以修辞问题作结：“你们知道韦利博尔·约尼奇是谁吗？”——借二战傀儡政府教育部长最终被清算的历史，警告参与拆分学院者终将面对历史追责。</w:t>
-      </w:r>
-    </w:p>
-    <w:p>
-      <w:r>
-        <w:t>————————————————————————————————————————</w:t>
-      </w:r>
-    </w:p>
-    <w:p>
-      <w:pPr>
-        <w:pStyle w:val="Heading1"/>
-      </w:pPr>
-      <w:r>
-        <w:t>7. Nemački grad u plamenu; "Ovo je najveći požar koji smo imali"</w:t>
-      </w:r>
-    </w:p>
-    <w:p>
-      <w:r>
-        <w:rPr>
-          <w:b/>
-        </w:rPr>
-        <w:t>来源：</w:t>
-      </w:r>
-      <w:r>
-        <w:t>B92</w:t>
+        <w:t>N1 Info</w:t>
       </w:r>
     </w:p>
     <w:p>
@@ -648,7 +891,7 @@
         <w:t>相关方：</w:t>
       </w:r>
       <w:r>
-        <w:t>Borko Stefanović、SSP</w:t>
+        <w:t>学生、学生运动</w:t>
       </w:r>
     </w:p>
     <w:p>
@@ -663,7 +906,7 @@
           <w:color w:val="0563C1"/>
           <w:u w:val="single"/>
         </w:rPr>
-        <w:t>https://www.b92.net/info/svet/258238/nemacki-grad-u-plamenu/vest</w:t>
+        <w:t>https://n1info.rs/vesti/studenti-pozvali-gradjane-da-im-pomognu-i-prijave-se-da-budu-kontrolori</w:t>
       </w:r>
     </w:p>
     <w:p>
@@ -674,7 +917,7 @@
         <w:t>筛选说明：</w:t>
       </w:r>
       <w:r>
-        <w:t>正文包含SSP副主席Borko Stefanović在电视节目中抨击总统Vučić并扬言推翻他的具体政治动作，属于在野阵营对执政方的公开冲突。</w:t>
+        <w:t>塞尔维亚反执政学生阵营于国际青年日发布动员帖并招募公民担任监督员，属具体政治组织行动</w:t>
       </w:r>
     </w:p>
     <w:p/>
@@ -688,361 +931,7 @@
     </w:p>
     <w:p>
       <w:r>
-        <w:t>2026年8月12日，塞尔维亚B92新闻网报道，塞尔维亚自由与正义党（SSP）副主席博尔科·斯特凡诺维奇（Borko Stefanović）近日做客电视节目《Bez pardona》，在节目中对执政的塞尔维亚前进党（SNS）核心、总统亚历山大·武契奇（Aleksandar Vučić）发动了长篇激烈抨击。据报，斯特凡诺维奇不仅尖锐批评武契奇，更在节目中扬言夸口称要将武契奇“拉下台”（sruši）。然而，报道标题指出，在他一番高调表态之后，却紧接着遭遇了“冷水浇头”（hladan tuš）——暗示其在节目中可能遭到反驳、事实核查或陷入自相矛盾的尴尬局面。SSP是目前塞尔维亚议会中最主要的反执政阵营政党之一，斯特凡诺维奇作为该党副主席，此次在黄金档政治评论节目中的强硬表态，代表了在野阵营对武契奇政府持续施压的最新动作。报道以视频形式呈现了这一交锋片段，显示出反执政阵营正利用媒体平台直接向执政核心发起挑战，但与此同时也在节目中遭遇了即时反制。这一事件符合监测日内塞尔维亚反对派活跃人士针对执政同盟的公开政治冲突动态。</w:t>
-      </w:r>
-    </w:p>
-    <w:p>
-      <w:r>
-        <w:t>————————————————————————————————————————</w:t>
-      </w:r>
-    </w:p>
-    <w:p>
-      <w:pPr>
-        <w:pStyle w:val="Heading1"/>
-      </w:pPr>
-      <w:r>
-        <w:t>8. Tramp opet zapretio Iranu: "Bićete razneseni"</w:t>
-      </w:r>
-    </w:p>
-    <w:p>
-      <w:r>
-        <w:rPr>
-          <w:b/>
-        </w:rPr>
-        <w:t>来源：</w:t>
-      </w:r>
-      <w:r>
-        <w:t>B92</w:t>
-      </w:r>
-    </w:p>
-    <w:p>
-      <w:r>
-        <w:rPr>
-          <w:b/>
-        </w:rPr>
-        <w:t>发布日：</w:t>
-      </w:r>
-      <w:r>
-        <w:t>2026-08-12</w:t>
-      </w:r>
-    </w:p>
-    <w:p>
-      <w:r>
-        <w:rPr>
-          <w:b/>
-        </w:rPr>
-        <w:t>相关方：</w:t>
-      </w:r>
-      <w:r>
-        <w:t>Borko Stefanović、SSP</w:t>
-      </w:r>
-    </w:p>
-    <w:p>
-      <w:r>
-        <w:rPr>
-          <w:b/>
-        </w:rPr>
-        <w:t>原文：</w:t>
-      </w:r>
-      <w:r>
-        <w:rPr>
-          <w:color w:val="0563C1"/>
-          <w:u w:val="single"/>
-        </w:rPr>
-        <w:t>https://www.b92.net/info/svet/258255/tramp-opet-zapretio-iranu-bicete-razneseni/vest</w:t>
-      </w:r>
-    </w:p>
-    <w:p>
-      <w:r>
-        <w:rPr>
-          <w:b/>
-        </w:rPr>
-        <w:t>筛选说明：</w:t>
-      </w:r>
-      <w:r>
-        <w:t>页面政治板块包含SSP副主席Borko Stefanović在电视节目中抨击执政者Vučić并声称将推翻他的具体事件，符合在野阵营动态监测标准。</w:t>
-      </w:r>
-    </w:p>
-    <w:p/>
-    <w:p>
-      <w:r>
-        <w:rPr>
-          <w:b/>
-        </w:rPr>
-        <w:t>摘要</w:t>
-      </w:r>
-    </w:p>
-    <w:p>
-      <w:r>
-        <w:t>据B92网站2026年8月12日报道，塞尔维亚自由正义党（SSP）副主席博尔克·斯特凡诺维奇（Borko Stefanović）当天做客电视节目《毫不留情》（Bez pardona）时，对执政的塞尔维亚前进党（SNS）核心人物、总统亚历山大·武契奇（Aleksandar Vučić）发动了猛烈言辞攻击。斯特凡诺维奇在节目中发表了长篇大论，不仅抨击武契奇，更放言自己将推翻他，报道标题称其「吹嘘自己将如何打倒他」（hvalio se kako će da ga sruši）。然而报道指出，在其激烈表态之后，紧接着便遭遇了「冷水」（hladan tuš），暗示其言论随即遭到反驳或现实层面的挫败，报道同时发布了相关视频。斯特凡诺维奇作为SSP的副党魁，此次动作属于塞尔维亚反对阵营对执政同盟的最新一次高调出击。自由正义党是塞尔维亚议会内主要反对党之一，由德拉甘·吉拉斯（Dragan Đilas）领导，长期与以SNS和武契奇为核心的执政联盟处于对立状态。此次电视露面结合了强硬表态与随后的受挫，反映出在野阵营在媒体战线上与执政方持续角力的态势。</w:t>
-      </w:r>
-    </w:p>
-    <w:p>
-      <w:r>
-        <w:t>————————————————————————————————————————</w:t>
-      </w:r>
-    </w:p>
-    <w:p>
-      <w:pPr>
-        <w:pStyle w:val="Heading1"/>
-      </w:pPr>
-      <w:r>
-        <w:t>9. Glas studenata Vrbas poziva na protest: Nismo vam oprostili 12. avgust</w:t>
-      </w:r>
-    </w:p>
-    <w:p>
-      <w:r>
-        <w:rPr>
-          <w:b/>
-        </w:rPr>
-        <w:t>来源：</w:t>
-      </w:r>
-      <w:r>
-        <w:t>Vreme</w:t>
-      </w:r>
-    </w:p>
-    <w:p>
-      <w:r>
-        <w:rPr>
-          <w:b/>
-        </w:rPr>
-        <w:t>发布日：</w:t>
-      </w:r>
-      <w:r>
-        <w:t>2026-08-11</w:t>
-      </w:r>
-    </w:p>
-    <w:p>
-      <w:r>
-        <w:rPr>
-          <w:b/>
-        </w:rPr>
-        <w:t>相关方：</w:t>
-      </w:r>
-      <w:r>
-        <w:t>Glas studenata Vrbas、Zborovi Vrbasa</w:t>
-      </w:r>
-    </w:p>
-    <w:p>
-      <w:r>
-        <w:rPr>
-          <w:b/>
-        </w:rPr>
-        <w:t>原文：</w:t>
-      </w:r>
-      <w:r>
-        <w:rPr>
-          <w:color w:val="0563C1"/>
-          <w:u w:val="single"/>
-        </w:rPr>
-        <w:t>https://vreme.com/vesti/studenti-vrbas-protest-sns-nasilje</w:t>
-      </w:r>
-    </w:p>
-    <w:p>
-      <w:r>
-        <w:rPr>
-          <w:b/>
-        </w:rPr>
-        <w:t>筛选说明：</w:t>
-      </w:r>
-      <w:r>
-        <w:t>弗尔巴斯反执政学生组织预告8月12日举行纪念抗议，要求追责SNS支持者一年前的暴力袭击，属于在野阵营具体政治行动。</w:t>
-      </w:r>
-    </w:p>
-    <w:p/>
-    <w:p>
-      <w:r>
-        <w:rPr>
-          <w:b/>
-        </w:rPr>
-        <w:t>摘要</w:t>
-      </w:r>
-    </w:p>
-    <w:p>
-      <w:r>
-        <w:t>2026年8月11日报道，弗尔巴斯学生组织「Glas studenata Vrbas」与市民组织「Zborovi Vrbasa」宣布，将于8月12日（周三）20时在该市广场举行抗议集会，纪念一年前当地抗议活动中发生的暴力冲突。组织者称，2025年8月12日，弗尔巴斯的公民和学生在抗议中遭到塞尔维亚进步党（SNS）支持者与成员近两个小时的攻击，对方使用烟火、石块、瓶子等物品施暴。自去年以来，当地市民每月集会纪念，此次一周年集会尤为关键。学生组织发表声明：「同一地点，同一时间，一年后。我们不会原谅你们8月12日。弗尔巴斯。」Zborovi Vrbasa亦指出，当局至今未对这一被视为该市近代史上最严重事件之一作出适当反应，并警告：「我们也不会忘记2025年8月12日，不会忘记所犯下的罪行，并告诉你们，那个事件以及『卡特尔』的其他罪行将被追责的时刻将会到来。」组织者将现执政联盟称为「Kartel」（卡特尔），明确表达对执政方的不满与追责诉求。</w:t>
-      </w:r>
-    </w:p>
-    <w:p>
-      <w:r>
-        <w:t>————————————————————————————————————————</w:t>
-      </w:r>
-    </w:p>
-    <w:p>
-      <w:pPr>
-        <w:pStyle w:val="Heading1"/>
-      </w:pPr>
-      <w:r>
-        <w:t>10. Borko napadao Vučića, hvalio se kako će da ga sruši – a onda je usledio hladan tuš VIDEO</w:t>
-      </w:r>
-    </w:p>
-    <w:p>
-      <w:r>
-        <w:rPr>
-          <w:b/>
-        </w:rPr>
-        <w:t>来源：</w:t>
-      </w:r>
-      <w:r>
-        <w:t>B92</w:t>
-      </w:r>
-    </w:p>
-    <w:p>
-      <w:r>
-        <w:rPr>
-          <w:b/>
-        </w:rPr>
-        <w:t>发布日：</w:t>
-      </w:r>
-      <w:r>
-        <w:t>2026-08-12</w:t>
-      </w:r>
-    </w:p>
-    <w:p>
-      <w:r>
-        <w:rPr>
-          <w:b/>
-        </w:rPr>
-        <w:t>相关方：</w:t>
-      </w:r>
-      <w:r>
-        <w:t>Borko Stefanović</w:t>
-      </w:r>
-    </w:p>
-    <w:p>
-      <w:r>
-        <w:rPr>
-          <w:b/>
-        </w:rPr>
-        <w:t>原文：</w:t>
-      </w:r>
-      <w:r>
-        <w:rPr>
-          <w:color w:val="0563C1"/>
-          <w:u w:val="single"/>
-        </w:rPr>
-        <w:t>https://www.b92.net/info/politika/258252/borko-napadao-vucica-hvalio-se-kako-ce-da-ga-srusi-a-onda-je-usledio-hladan-tus-video/vest</w:t>
-      </w:r>
-    </w:p>
-    <w:p>
-      <w:r>
-        <w:rPr>
-          <w:b/>
-        </w:rPr>
-        <w:t>筛选说明：</w:t>
-      </w:r>
-      <w:r>
-        <w:t>涉及反对派人物Borko Stefanović于监测日针对武契奇政权发表激烈抨击讲话，符合在野阵营动态监测标准</w:t>
-      </w:r>
-    </w:p>
-    <w:p/>
-    <w:p>
-      <w:r>
-        <w:rPr>
-          <w:b/>
-        </w:rPr>
-        <w:t>摘要</w:t>
-      </w:r>
-    </w:p>
-    <w:p>
-      <w:r>
-        <w:t>2026年8月12日，据B92报道，塞尔维亚反对派政治人物博尔克·斯特凡诺维奇（Borko Stefanović）发表了一场充满激烈指控与侮辱的讲话，矛头直指总统亚历山大·武契奇及其政权。斯特凡诺维奇声称，武契奇政权仇恨塞尔维亚人民与公民，并强调周边地区并无国家仇视塞尔维亚人民，仇视的是武契奇政权，因为它对邻国指手画脚、挥舞拳头，与周遭所有国家制造争端。他批评武契奇无法理解有些国家是依其公民意愿、公投、历史发展或客观环境而存在的事实，讽刺武契奇妄图从契普利亚（Čipuljić）来界定「谁算人民、谁不算人民」。斯特凡诺维奇更激烈指责武契奇再次「点燃」整个地区，「只为让自己留在那间烟雾弥漫、燃烧的厨房里，独自坐在桌边望着窗外讲童话故事」，吹嘘自己当年如何肩扛水泥、在看台上打架等往事。讲话最后，他强硬表示：「我们永远不会放弃，直到将武契奇政权像干李子一样甩掉。」报道标题同时暗示，尽管斯特凡诺维奇此前不断攻击武契奇并夸口要将其推翻，随后却遭遇「一盆冷水」，显示其政治行动或遭遇现实挫折，但正文未详述该转折的具体细节。</w:t>
-      </w:r>
-    </w:p>
-    <w:p>
-      <w:r>
-        <w:t>————————————————————————————————————————</w:t>
-      </w:r>
-    </w:p>
-    <w:p>
-      <w:pPr>
-        <w:pStyle w:val="Heading1"/>
-      </w:pPr>
-      <w:r>
-        <w:t>11. Vučković povodom povlačenja KFOR-a sa mosta na Ibru: Srbi smatraju da će se uvideti da to na terenu baš i ne funkcioniše (VIDEO)</w:t>
-      </w:r>
-    </w:p>
-    <w:p>
-      <w:r>
-        <w:rPr>
-          <w:b/>
-        </w:rPr>
-        <w:t>来源：</w:t>
-      </w:r>
-      <w:r>
-        <w:t>Insajder</w:t>
-      </w:r>
-    </w:p>
-    <w:p>
-      <w:r>
-        <w:rPr>
-          <w:b/>
-        </w:rPr>
-        <w:t>发布日：</w:t>
-      </w:r>
-      <w:r>
-        <w:t>2026-08-11</w:t>
-      </w:r>
-    </w:p>
-    <w:p>
-      <w:r>
-        <w:rPr>
-          <w:b/>
-        </w:rPr>
-        <w:t>相关方：</w:t>
-      </w:r>
-      <w:r>
-        <w:t>Vučković、GI Koreni</w:t>
-      </w:r>
-    </w:p>
-    <w:p>
-      <w:r>
-        <w:rPr>
-          <w:b/>
-        </w:rPr>
-        <w:t>原文：</w:t>
-      </w:r>
-      <w:r>
-        <w:rPr>
-          <w:color w:val="0563C1"/>
-          <w:u w:val="single"/>
-        </w:rPr>
-        <w:t>https://www.insajder.net/vesti/vuckovic-iz-leposavica-povodom-povlacenja-kfor-a-od-saopstenja-iz-beograda-nemamo-vajde-srbi-se-nadaju-odustajanju-od-odluke-video</w:t>
-      </w:r>
-    </w:p>
-    <w:p>
-      <w:r>
-        <w:rPr>
-          <w:b/>
-        </w:rPr>
-        <w:t>筛选说明：</w:t>
-      </w:r>
-      <w:r>
-        <w:t>涉及反执政阵营人物Vučković批评武契奇政府对科索沃塞族政策的具体声明</w:t>
-      </w:r>
-    </w:p>
-    <w:p/>
-    <w:p>
-      <w:r>
-        <w:rPr>
-          <w:b/>
-        </w:rPr>
-        <w:t>摘要</w:t>
-      </w:r>
-    </w:p>
-    <w:p>
-      <w:r>
-        <w:t>2026年8月11日，塞尔维亚非政府组织"Koreni"创始人Vučković在Leposavić就KFOR撤出Ibar河大桥一事发表声明，猛烈抨击以SNS为首的执政阵营对科索沃塞族的政策。他指出，科索沃塞族不信任科索沃警察，过去三年北部安全局势远不理想，KFOR不应将控制权移交；他还以Visoki Dečani修道院多次靠KFOR（意大利、克罗地亚士兵）保护免遭破坏为例，强调撤军后实地根本无法运作。</w:t>
-      </w:r>
-    </w:p>
-    <w:p>
-      <w:r>
-        <w:t>针对总统武契奇提出的改道Ibar河计划，Vučković批评若这就是保护科索沃塞族的唯一屏障，那"实在令人沮丧"。他讽刺道："如果说到搬迁，我们真的受够了。本届政府的唯一成功就是把所有机构、把人民都从这里搬走了。"他还指出，这一"荒谬"想法反被普里什蒂纳利用，其媒体连日炒作以转移科索沃本土机构瘫痪逾两年的政治危机。</w:t>
-      </w:r>
-    </w:p>
-    <w:p>
-      <w:r>
-        <w:t>Vučković特别抨击贝尔格莱德官方反应"非常冷淡"，称当地塞族已习惯科索沃事务办公室和"政权代表"于事无补的声明。他激烈批评执政同盟旗下的Srpska lista长期沉默，"只是坐着写些声明"；并指地方议会执政近一年却"没有搬动一块石头"，未落实任何关键事务。谈及Gazivode附近塞族建筑面临系统性驱逐时，他哀叹过去Ibarski Kolašin居民尚能团结发声，如今却在贝尔格莱德与普里什蒂纳的双重压力下沦为"沉默的无名大众"。</w:t>
+        <w:t>8月12日国际青年日，塞尔维亚学生群体通过Instagram发布帖文并发出公开呼吁，号召市民协助他们并报名成为监督员（kontrolori）。帖文中，学生借当晚流星雨许愿的意象表明心志，称他们早已清楚自己的愿望，但也明白"有些愿望不会自行实现"，不能只是仰望天空等待。他们表示，在国际青年日这一天，将继续仰望星空，坚守"事情可以不同"的信念，并誓言无论前路多么艰难漫长，都将持续为这些改变而奋斗。此次行动将象征性的节日表态与具体的组织动员相结合，通过招募监督员来扩大社会力量参与。在塞尔维亚当前政治语境下，学生群体是反对SNS执政同盟的重要社会力量之一，持续以组织化行动对武契奇政府构成制衡。此次在国际青年日发布的动员帖文及招募行动，显示反执政阵营正试图将街头运动能量转化为长期的公民监督机制。</w:t>
       </w:r>
     </w:p>
     <w:sectPr>
